--- a/output/Managalas_Completed_Boundaries_v1.15_2026-10-16.docx
+++ b/output/Managalas_Completed_Boundaries_v1.15_2026-10-16.docx
@@ -44,7 +44,7 @@
           <w:sz w:val="21"/>
           <w:szCs w:val="21"/>
         </w:rPr>
-        <w:t xml:space="preserve">0 of 49 clans have a boundary that closes on the ground the Clan Stewards walked. Their maps are finished: the area is measured from the walk, with no straight line anywhere in it that nobody walked.</w:t>
+        <w:t xml:space="preserve">6 of 49 clans have a boundary that closes on the ground the Clan Stewards walked. Their maps are finished: the area is measured from the walk, with no straight line anywhere in it that nobody walked.</w:t>
       </w:r>
     </w:p>
     <w:p>
@@ -53,7 +53,7 @@
           <w:sz w:val="21"/>
           <w:szCs w:val="21"/>
         </w:rPr>
-        <w:t xml:space="preserve">Together they hold 0 ha, walked over 0 km.</w:t>
+        <w:t xml:space="preserve">Together they hold 4,456 ha, walked over 143 km.</w:t>
       </w:r>
     </w:p>
     <w:p>
@@ -68,7 +68,7 @@
           <w:sz w:val="19"/>
           <w:szCs w:val="19"/>
         </w:rPr>
-        <w:t xml:space="preserve">This is the short companion to the full report, which carries all 49 clans including the 49 whose maps are not yet finished. Nothing here is estimated, so nothing here needs the cautions that document carries.</w:t>
+        <w:t xml:space="preserve">This is the short companion to the full report, which carries all 49 clans including the 43 whose maps are not yet finished. Nothing here is estimated, so nothing here needs the cautions that document carries.</w:t>
       </w:r>
     </w:p>
     <w:p>
@@ -242,6 +242,828 @@
           </w:p>
         </w:tc>
       </w:tr>
+      <w:tr>
+        <w:tc>
+          <w:tcPr>
+            <w:tcW w:type="dxa" w:w="1779"/>
+            <w:tcMar>
+              <w:top w:type="dxa" w:w="60"/>
+              <w:left w:type="dxa" w:w="90"/>
+              <w:bottom w:type="dxa" w:w="60"/>
+              <w:right w:type="dxa" w:w="90"/>
+            </w:tcMar>
+          </w:tcPr>
+          <w:p>
+            <w:r>
+              <w:rPr>
+                <w:b w:val="false"/>
+                <w:bCs w:val="false"/>
+                <w:sz w:val="20"/>
+                <w:szCs w:val="20"/>
+              </w:rPr>
+              <w:t xml:space="preserve">Sukandi</w:t>
+            </w:r>
+          </w:p>
+        </w:tc>
+        <w:tc>
+          <w:tcPr>
+            <w:tcW w:type="dxa" w:w="1186"/>
+            <w:tcMar>
+              <w:top w:type="dxa" w:w="60"/>
+              <w:left w:type="dxa" w:w="90"/>
+              <w:bottom w:type="dxa" w:w="60"/>
+              <w:right w:type="dxa" w:w="90"/>
+            </w:tcMar>
+          </w:tcPr>
+          <w:p>
+            <w:r>
+              <w:rPr>
+                <w:b w:val="false"/>
+                <w:bCs w:val="false"/>
+                <w:sz w:val="20"/>
+                <w:szCs w:val="20"/>
+              </w:rPr>
+              <w:t xml:space="preserve">Zone 2</w:t>
+            </w:r>
+          </w:p>
+        </w:tc>
+        <w:tc>
+          <w:tcPr>
+            <w:tcW w:type="dxa" w:w="3558"/>
+            <w:tcMar>
+              <w:top w:type="dxa" w:w="60"/>
+              <w:left w:type="dxa" w:w="90"/>
+              <w:bottom w:type="dxa" w:w="60"/>
+              <w:right w:type="dxa" w:w="90"/>
+            </w:tcMar>
+          </w:tcPr>
+          <w:p>
+            <w:r>
+              <w:rPr>
+                <w:b w:val="false"/>
+                <w:bCs w:val="false"/>
+                <w:sz w:val="20"/>
+                <w:szCs w:val="20"/>
+              </w:rPr>
+              <w:t xml:space="preserve">Rodney Ajinko, Millinton Beso</w:t>
+            </w:r>
+          </w:p>
+        </w:tc>
+        <w:tc>
+          <w:tcPr>
+            <w:tcW w:type="dxa" w:w="1186"/>
+            <w:tcMar>
+              <w:top w:type="dxa" w:w="60"/>
+              <w:left w:type="dxa" w:w="90"/>
+              <w:bottom w:type="dxa" w:w="60"/>
+              <w:right w:type="dxa" w:w="90"/>
+            </w:tcMar>
+          </w:tcPr>
+          <w:p>
+            <w:r>
+              <w:rPr>
+                <w:b w:val="false"/>
+                <w:bCs w:val="false"/>
+                <w:sz w:val="20"/>
+                <w:szCs w:val="20"/>
+              </w:rPr>
+              <w:t xml:space="preserve">39.7</w:t>
+            </w:r>
+          </w:p>
+        </w:tc>
+        <w:tc>
+          <w:tcPr>
+            <w:tcW w:type="dxa" w:w="1186"/>
+            <w:tcMar>
+              <w:top w:type="dxa" w:w="60"/>
+              <w:left w:type="dxa" w:w="90"/>
+              <w:bottom w:type="dxa" w:w="60"/>
+              <w:right w:type="dxa" w:w="90"/>
+            </w:tcMar>
+          </w:tcPr>
+          <w:p>
+            <w:r>
+              <w:rPr>
+                <w:b w:val="false"/>
+                <w:bCs w:val="false"/>
+                <w:sz w:val="20"/>
+                <w:szCs w:val="20"/>
+              </w:rPr>
+              <w:t xml:space="preserve">1,901</w:t>
+            </w:r>
+          </w:p>
+        </w:tc>
+        <w:tc>
+          <w:tcPr>
+            <w:tcW w:type="dxa" w:w="1186"/>
+            <w:tcMar>
+              <w:top w:type="dxa" w:w="60"/>
+              <w:left w:type="dxa" w:w="90"/>
+              <w:bottom w:type="dxa" w:w="60"/>
+              <w:right w:type="dxa" w:w="90"/>
+            </w:tcMar>
+          </w:tcPr>
+          <w:p>
+            <w:r>
+              <w:rPr>
+                <w:b w:val="false"/>
+                <w:bCs w:val="false"/>
+                <w:sz w:val="20"/>
+                <w:szCs w:val="20"/>
+              </w:rPr>
+              <w:t xml:space="preserve">3</w:t>
+            </w:r>
+          </w:p>
+        </w:tc>
+      </w:tr>
+      <w:tr>
+        <w:tc>
+          <w:tcPr>
+            <w:tcW w:type="dxa" w:w="1779"/>
+            <w:shd w:fill="F2F2F2" w:val="clear"/>
+            <w:tcMar>
+              <w:top w:type="dxa" w:w="60"/>
+              <w:left w:type="dxa" w:w="90"/>
+              <w:bottom w:type="dxa" w:w="60"/>
+              <w:right w:type="dxa" w:w="90"/>
+            </w:tcMar>
+          </w:tcPr>
+          <w:p>
+            <w:r>
+              <w:rPr>
+                <w:b w:val="false"/>
+                <w:bCs w:val="false"/>
+                <w:sz w:val="20"/>
+                <w:szCs w:val="20"/>
+              </w:rPr>
+              <w:t xml:space="preserve">Rondi</w:t>
+            </w:r>
+          </w:p>
+        </w:tc>
+        <w:tc>
+          <w:tcPr>
+            <w:tcW w:type="dxa" w:w="1186"/>
+            <w:shd w:fill="F2F2F2" w:val="clear"/>
+            <w:tcMar>
+              <w:top w:type="dxa" w:w="60"/>
+              <w:left w:type="dxa" w:w="90"/>
+              <w:bottom w:type="dxa" w:w="60"/>
+              <w:right w:type="dxa" w:w="90"/>
+            </w:tcMar>
+          </w:tcPr>
+          <w:p>
+            <w:r>
+              <w:rPr>
+                <w:b w:val="false"/>
+                <w:bCs w:val="false"/>
+                <w:sz w:val="20"/>
+                <w:szCs w:val="20"/>
+              </w:rPr>
+              <w:t xml:space="preserve">Zone 2</w:t>
+            </w:r>
+          </w:p>
+        </w:tc>
+        <w:tc>
+          <w:tcPr>
+            <w:tcW w:type="dxa" w:w="3558"/>
+            <w:shd w:fill="F2F2F2" w:val="clear"/>
+            <w:tcMar>
+              <w:top w:type="dxa" w:w="60"/>
+              <w:left w:type="dxa" w:w="90"/>
+              <w:bottom w:type="dxa" w:w="60"/>
+              <w:right w:type="dxa" w:w="90"/>
+            </w:tcMar>
+          </w:tcPr>
+          <w:p>
+            <w:r>
+              <w:rPr>
+                <w:b w:val="false"/>
+                <w:bCs w:val="false"/>
+                <w:sz w:val="20"/>
+                <w:szCs w:val="20"/>
+              </w:rPr>
+              <w:t xml:space="preserve">Jefferson Amunisa, Humphrey Poto</w:t>
+            </w:r>
+          </w:p>
+        </w:tc>
+        <w:tc>
+          <w:tcPr>
+            <w:tcW w:type="dxa" w:w="1186"/>
+            <w:shd w:fill="F2F2F2" w:val="clear"/>
+            <w:tcMar>
+              <w:top w:type="dxa" w:w="60"/>
+              <w:left w:type="dxa" w:w="90"/>
+              <w:bottom w:type="dxa" w:w="60"/>
+              <w:right w:type="dxa" w:w="90"/>
+            </w:tcMar>
+          </w:tcPr>
+          <w:p>
+            <w:r>
+              <w:rPr>
+                <w:b w:val="false"/>
+                <w:bCs w:val="false"/>
+                <w:sz w:val="20"/>
+                <w:szCs w:val="20"/>
+              </w:rPr>
+              <w:t xml:space="preserve">59.0</w:t>
+            </w:r>
+          </w:p>
+        </w:tc>
+        <w:tc>
+          <w:tcPr>
+            <w:tcW w:type="dxa" w:w="1186"/>
+            <w:shd w:fill="F2F2F2" w:val="clear"/>
+            <w:tcMar>
+              <w:top w:type="dxa" w:w="60"/>
+              <w:left w:type="dxa" w:w="90"/>
+              <w:bottom w:type="dxa" w:w="60"/>
+              <w:right w:type="dxa" w:w="90"/>
+            </w:tcMar>
+          </w:tcPr>
+          <w:p>
+            <w:r>
+              <w:rPr>
+                <w:b w:val="false"/>
+                <w:bCs w:val="false"/>
+                <w:sz w:val="20"/>
+                <w:szCs w:val="20"/>
+              </w:rPr>
+              <w:t xml:space="preserve">1,569</w:t>
+            </w:r>
+          </w:p>
+        </w:tc>
+        <w:tc>
+          <w:tcPr>
+            <w:tcW w:type="dxa" w:w="1186"/>
+            <w:shd w:fill="F2F2F2" w:val="clear"/>
+            <w:tcMar>
+              <w:top w:type="dxa" w:w="60"/>
+              <w:left w:type="dxa" w:w="90"/>
+              <w:bottom w:type="dxa" w:w="60"/>
+              <w:right w:type="dxa" w:w="90"/>
+            </w:tcMar>
+          </w:tcPr>
+          <w:p>
+            <w:r>
+              <w:rPr>
+                <w:b w:val="false"/>
+                <w:bCs w:val="false"/>
+                <w:sz w:val="20"/>
+                <w:szCs w:val="20"/>
+              </w:rPr>
+              <w:t xml:space="preserve">5</w:t>
+            </w:r>
+          </w:p>
+        </w:tc>
+      </w:tr>
+      <w:tr>
+        <w:tc>
+          <w:tcPr>
+            <w:tcW w:type="dxa" w:w="1779"/>
+            <w:tcMar>
+              <w:top w:type="dxa" w:w="60"/>
+              <w:left w:type="dxa" w:w="90"/>
+              <w:bottom w:type="dxa" w:w="60"/>
+              <w:right w:type="dxa" w:w="90"/>
+            </w:tcMar>
+          </w:tcPr>
+          <w:p>
+            <w:r>
+              <w:rPr>
+                <w:b w:val="false"/>
+                <w:bCs w:val="false"/>
+                <w:sz w:val="20"/>
+                <w:szCs w:val="20"/>
+              </w:rPr>
+              <w:t xml:space="preserve">Sahirut</w:t>
+            </w:r>
+          </w:p>
+        </w:tc>
+        <w:tc>
+          <w:tcPr>
+            <w:tcW w:type="dxa" w:w="1186"/>
+            <w:tcMar>
+              <w:top w:type="dxa" w:w="60"/>
+              <w:left w:type="dxa" w:w="90"/>
+              <w:bottom w:type="dxa" w:w="60"/>
+              <w:right w:type="dxa" w:w="90"/>
+            </w:tcMar>
+          </w:tcPr>
+          <w:p>
+            <w:r>
+              <w:rPr>
+                <w:b w:val="false"/>
+                <w:bCs w:val="false"/>
+                <w:sz w:val="20"/>
+                <w:szCs w:val="20"/>
+              </w:rPr>
+              <w:t xml:space="preserve">Zone 6</w:t>
+            </w:r>
+          </w:p>
+        </w:tc>
+        <w:tc>
+          <w:tcPr>
+            <w:tcW w:type="dxa" w:w="3558"/>
+            <w:tcMar>
+              <w:top w:type="dxa" w:w="60"/>
+              <w:left w:type="dxa" w:w="90"/>
+              <w:bottom w:type="dxa" w:w="60"/>
+              <w:right w:type="dxa" w:w="90"/>
+            </w:tcMar>
+          </w:tcPr>
+          <w:p>
+            <w:r>
+              <w:rPr>
+                <w:b w:val="false"/>
+                <w:bCs w:val="false"/>
+                <w:sz w:val="20"/>
+                <w:szCs w:val="20"/>
+              </w:rPr>
+              <w:t xml:space="preserve">Solomon Makanisa, Lenard Urami</w:t>
+            </w:r>
+          </w:p>
+        </w:tc>
+        <w:tc>
+          <w:tcPr>
+            <w:tcW w:type="dxa" w:w="1186"/>
+            <w:tcMar>
+              <w:top w:type="dxa" w:w="60"/>
+              <w:left w:type="dxa" w:w="90"/>
+              <w:bottom w:type="dxa" w:w="60"/>
+              <w:right w:type="dxa" w:w="90"/>
+            </w:tcMar>
+          </w:tcPr>
+          <w:p>
+            <w:r>
+              <w:rPr>
+                <w:b w:val="false"/>
+                <w:bCs w:val="false"/>
+                <w:sz w:val="20"/>
+                <w:szCs w:val="20"/>
+              </w:rPr>
+              <w:t xml:space="preserve">23.0</w:t>
+            </w:r>
+          </w:p>
+        </w:tc>
+        <w:tc>
+          <w:tcPr>
+            <w:tcW w:type="dxa" w:w="1186"/>
+            <w:tcMar>
+              <w:top w:type="dxa" w:w="60"/>
+              <w:left w:type="dxa" w:w="90"/>
+              <w:bottom w:type="dxa" w:w="60"/>
+              <w:right w:type="dxa" w:w="90"/>
+            </w:tcMar>
+          </w:tcPr>
+          <w:p>
+            <w:r>
+              <w:rPr>
+                <w:b w:val="false"/>
+                <w:bCs w:val="false"/>
+                <w:sz w:val="20"/>
+                <w:szCs w:val="20"/>
+              </w:rPr>
+              <w:t xml:space="preserve">345</w:t>
+            </w:r>
+          </w:p>
+        </w:tc>
+        <w:tc>
+          <w:tcPr>
+            <w:tcW w:type="dxa" w:w="1186"/>
+            <w:tcMar>
+              <w:top w:type="dxa" w:w="60"/>
+              <w:left w:type="dxa" w:w="90"/>
+              <w:bottom w:type="dxa" w:w="60"/>
+              <w:right w:type="dxa" w:w="90"/>
+            </w:tcMar>
+          </w:tcPr>
+          <w:p>
+            <w:r>
+              <w:rPr>
+                <w:b w:val="false"/>
+                <w:bCs w:val="false"/>
+                <w:sz w:val="20"/>
+                <w:szCs w:val="20"/>
+              </w:rPr>
+              <w:t xml:space="preserve">none</w:t>
+            </w:r>
+          </w:p>
+        </w:tc>
+      </w:tr>
+      <w:tr>
+        <w:tc>
+          <w:tcPr>
+            <w:tcW w:type="dxa" w:w="1779"/>
+            <w:shd w:fill="F2F2F2" w:val="clear"/>
+            <w:tcMar>
+              <w:top w:type="dxa" w:w="60"/>
+              <w:left w:type="dxa" w:w="90"/>
+              <w:bottom w:type="dxa" w:w="60"/>
+              <w:right w:type="dxa" w:w="90"/>
+            </w:tcMar>
+          </w:tcPr>
+          <w:p>
+            <w:r>
+              <w:rPr>
+                <w:b w:val="false"/>
+                <w:bCs w:val="false"/>
+                <w:sz w:val="20"/>
+                <w:szCs w:val="20"/>
+              </w:rPr>
+              <w:t xml:space="preserve">Majanko</w:t>
+            </w:r>
+          </w:p>
+        </w:tc>
+        <w:tc>
+          <w:tcPr>
+            <w:tcW w:type="dxa" w:w="1186"/>
+            <w:shd w:fill="F2F2F2" w:val="clear"/>
+            <w:tcMar>
+              <w:top w:type="dxa" w:w="60"/>
+              <w:left w:type="dxa" w:w="90"/>
+              <w:bottom w:type="dxa" w:w="60"/>
+              <w:right w:type="dxa" w:w="90"/>
+            </w:tcMar>
+          </w:tcPr>
+          <w:p>
+            <w:r>
+              <w:rPr>
+                <w:b w:val="false"/>
+                <w:bCs w:val="false"/>
+                <w:sz w:val="20"/>
+                <w:szCs w:val="20"/>
+              </w:rPr>
+              <w:t xml:space="preserve">Zone 2</w:t>
+            </w:r>
+          </w:p>
+        </w:tc>
+        <w:tc>
+          <w:tcPr>
+            <w:tcW w:type="dxa" w:w="3558"/>
+            <w:shd w:fill="F2F2F2" w:val="clear"/>
+            <w:tcMar>
+              <w:top w:type="dxa" w:w="60"/>
+              <w:left w:type="dxa" w:w="90"/>
+              <w:bottom w:type="dxa" w:w="60"/>
+              <w:right w:type="dxa" w:w="90"/>
+            </w:tcMar>
+          </w:tcPr>
+          <w:p>
+            <w:r>
+              <w:rPr>
+                <w:b w:val="false"/>
+                <w:bCs w:val="false"/>
+                <w:sz w:val="20"/>
+                <w:szCs w:val="20"/>
+              </w:rPr>
+              <w:t xml:space="preserve">Gilford Amakana</w:t>
+            </w:r>
+          </w:p>
+        </w:tc>
+        <w:tc>
+          <w:tcPr>
+            <w:tcW w:type="dxa" w:w="1186"/>
+            <w:shd w:fill="F2F2F2" w:val="clear"/>
+            <w:tcMar>
+              <w:top w:type="dxa" w:w="60"/>
+              <w:left w:type="dxa" w:w="90"/>
+              <w:bottom w:type="dxa" w:w="60"/>
+              <w:right w:type="dxa" w:w="90"/>
+            </w:tcMar>
+          </w:tcPr>
+          <w:p>
+            <w:r>
+              <w:rPr>
+                <w:b w:val="false"/>
+                <w:bCs w:val="false"/>
+                <w:sz w:val="20"/>
+                <w:szCs w:val="20"/>
+              </w:rPr>
+              <w:t xml:space="preserve">7.5</w:t>
+            </w:r>
+          </w:p>
+        </w:tc>
+        <w:tc>
+          <w:tcPr>
+            <w:tcW w:type="dxa" w:w="1186"/>
+            <w:shd w:fill="F2F2F2" w:val="clear"/>
+            <w:tcMar>
+              <w:top w:type="dxa" w:w="60"/>
+              <w:left w:type="dxa" w:w="90"/>
+              <w:bottom w:type="dxa" w:w="60"/>
+              <w:right w:type="dxa" w:w="90"/>
+            </w:tcMar>
+          </w:tcPr>
+          <w:p>
+            <w:r>
+              <w:rPr>
+                <w:b w:val="false"/>
+                <w:bCs w:val="false"/>
+                <w:sz w:val="20"/>
+                <w:szCs w:val="20"/>
+              </w:rPr>
+              <w:t xml:space="preserve">276</w:t>
+            </w:r>
+          </w:p>
+        </w:tc>
+        <w:tc>
+          <w:tcPr>
+            <w:tcW w:type="dxa" w:w="1186"/>
+            <w:shd w:fill="F2F2F2" w:val="clear"/>
+            <w:tcMar>
+              <w:top w:type="dxa" w:w="60"/>
+              <w:left w:type="dxa" w:w="90"/>
+              <w:bottom w:type="dxa" w:w="60"/>
+              <w:right w:type="dxa" w:w="90"/>
+            </w:tcMar>
+          </w:tcPr>
+          <w:p>
+            <w:r>
+              <w:rPr>
+                <w:b w:val="false"/>
+                <w:bCs w:val="false"/>
+                <w:sz w:val="20"/>
+                <w:szCs w:val="20"/>
+              </w:rPr>
+              <w:t xml:space="preserve">none</w:t>
+            </w:r>
+          </w:p>
+        </w:tc>
+      </w:tr>
+      <w:tr>
+        <w:tc>
+          <w:tcPr>
+            <w:tcW w:type="dxa" w:w="1779"/>
+            <w:tcMar>
+              <w:top w:type="dxa" w:w="60"/>
+              <w:left w:type="dxa" w:w="90"/>
+              <w:bottom w:type="dxa" w:w="60"/>
+              <w:right w:type="dxa" w:w="90"/>
+            </w:tcMar>
+          </w:tcPr>
+          <w:p>
+            <w:r>
+              <w:rPr>
+                <w:b w:val="false"/>
+                <w:bCs w:val="false"/>
+                <w:sz w:val="20"/>
+                <w:szCs w:val="20"/>
+              </w:rPr>
+              <w:t xml:space="preserve">Murai (Z2)</w:t>
+            </w:r>
+          </w:p>
+        </w:tc>
+        <w:tc>
+          <w:tcPr>
+            <w:tcW w:type="dxa" w:w="1186"/>
+            <w:tcMar>
+              <w:top w:type="dxa" w:w="60"/>
+              <w:left w:type="dxa" w:w="90"/>
+              <w:bottom w:type="dxa" w:w="60"/>
+              <w:right w:type="dxa" w:w="90"/>
+            </w:tcMar>
+          </w:tcPr>
+          <w:p>
+            <w:r>
+              <w:rPr>
+                <w:b w:val="false"/>
+                <w:bCs w:val="false"/>
+                <w:sz w:val="20"/>
+                <w:szCs w:val="20"/>
+              </w:rPr>
+              <w:t xml:space="preserve">Zone 2</w:t>
+            </w:r>
+          </w:p>
+        </w:tc>
+        <w:tc>
+          <w:tcPr>
+            <w:tcW w:type="dxa" w:w="3558"/>
+            <w:tcMar>
+              <w:top w:type="dxa" w:w="60"/>
+              <w:left w:type="dxa" w:w="90"/>
+              <w:bottom w:type="dxa" w:w="60"/>
+              <w:right w:type="dxa" w:w="90"/>
+            </w:tcMar>
+          </w:tcPr>
+          <w:p>
+            <w:r>
+              <w:rPr>
+                <w:b w:val="false"/>
+                <w:bCs w:val="false"/>
+                <w:sz w:val="20"/>
+                <w:szCs w:val="20"/>
+              </w:rPr>
+              <w:t xml:space="preserve">Nehemiah Nindori</w:t>
+            </w:r>
+          </w:p>
+        </w:tc>
+        <w:tc>
+          <w:tcPr>
+            <w:tcW w:type="dxa" w:w="1186"/>
+            <w:tcMar>
+              <w:top w:type="dxa" w:w="60"/>
+              <w:left w:type="dxa" w:w="90"/>
+              <w:bottom w:type="dxa" w:w="60"/>
+              <w:right w:type="dxa" w:w="90"/>
+            </w:tcMar>
+          </w:tcPr>
+          <w:p>
+            <w:r>
+              <w:rPr>
+                <w:b w:val="false"/>
+                <w:bCs w:val="false"/>
+                <w:sz w:val="20"/>
+                <w:szCs w:val="20"/>
+              </w:rPr>
+              <w:t xml:space="preserve">7.3</w:t>
+            </w:r>
+          </w:p>
+        </w:tc>
+        <w:tc>
+          <w:tcPr>
+            <w:tcW w:type="dxa" w:w="1186"/>
+            <w:tcMar>
+              <w:top w:type="dxa" w:w="60"/>
+              <w:left w:type="dxa" w:w="90"/>
+              <w:bottom w:type="dxa" w:w="60"/>
+              <w:right w:type="dxa" w:w="90"/>
+            </w:tcMar>
+          </w:tcPr>
+          <w:p>
+            <w:r>
+              <w:rPr>
+                <w:b w:val="false"/>
+                <w:bCs w:val="false"/>
+                <w:sz w:val="20"/>
+                <w:szCs w:val="20"/>
+              </w:rPr>
+              <w:t xml:space="preserve">199</w:t>
+            </w:r>
+          </w:p>
+        </w:tc>
+        <w:tc>
+          <w:tcPr>
+            <w:tcW w:type="dxa" w:w="1186"/>
+            <w:tcMar>
+              <w:top w:type="dxa" w:w="60"/>
+              <w:left w:type="dxa" w:w="90"/>
+              <w:bottom w:type="dxa" w:w="60"/>
+              <w:right w:type="dxa" w:w="90"/>
+            </w:tcMar>
+          </w:tcPr>
+          <w:p>
+            <w:r>
+              <w:rPr>
+                <w:b w:val="false"/>
+                <w:bCs w:val="false"/>
+                <w:sz w:val="20"/>
+                <w:szCs w:val="20"/>
+              </w:rPr>
+              <w:t xml:space="preserve">none</w:t>
+            </w:r>
+          </w:p>
+        </w:tc>
+      </w:tr>
+      <w:tr>
+        <w:tc>
+          <w:tcPr>
+            <w:tcW w:type="dxa" w:w="1779"/>
+            <w:shd w:fill="F2F2F2" w:val="clear"/>
+            <w:tcMar>
+              <w:top w:type="dxa" w:w="60"/>
+              <w:left w:type="dxa" w:w="90"/>
+              <w:bottom w:type="dxa" w:w="60"/>
+              <w:right w:type="dxa" w:w="90"/>
+            </w:tcMar>
+          </w:tcPr>
+          <w:p>
+            <w:r>
+              <w:rPr>
+                <w:b w:val="false"/>
+                <w:bCs w:val="false"/>
+                <w:sz w:val="20"/>
+                <w:szCs w:val="20"/>
+              </w:rPr>
+              <w:t xml:space="preserve">Asingi</w:t>
+            </w:r>
+          </w:p>
+        </w:tc>
+        <w:tc>
+          <w:tcPr>
+            <w:tcW w:type="dxa" w:w="1186"/>
+            <w:shd w:fill="F2F2F2" w:val="clear"/>
+            <w:tcMar>
+              <w:top w:type="dxa" w:w="60"/>
+              <w:left w:type="dxa" w:w="90"/>
+              <w:bottom w:type="dxa" w:w="60"/>
+              <w:right w:type="dxa" w:w="90"/>
+            </w:tcMar>
+          </w:tcPr>
+          <w:p>
+            <w:r>
+              <w:rPr>
+                <w:b w:val="false"/>
+                <w:bCs w:val="false"/>
+                <w:sz w:val="20"/>
+                <w:szCs w:val="20"/>
+              </w:rPr>
+              <w:t xml:space="preserve">Zone 2</w:t>
+            </w:r>
+          </w:p>
+        </w:tc>
+        <w:tc>
+          <w:tcPr>
+            <w:tcW w:type="dxa" w:w="3558"/>
+            <w:shd w:fill="F2F2F2" w:val="clear"/>
+            <w:tcMar>
+              <w:top w:type="dxa" w:w="60"/>
+              <w:left w:type="dxa" w:w="90"/>
+              <w:bottom w:type="dxa" w:w="60"/>
+              <w:right w:type="dxa" w:w="90"/>
+            </w:tcMar>
+          </w:tcPr>
+          <w:p>
+            <w:r>
+              <w:rPr>
+                <w:b w:val="false"/>
+                <w:bCs w:val="false"/>
+                <w:sz w:val="20"/>
+                <w:szCs w:val="20"/>
+              </w:rPr>
+              <w:t xml:space="preserve">Jethro Akse</w:t>
+            </w:r>
+          </w:p>
+        </w:tc>
+        <w:tc>
+          <w:tcPr>
+            <w:tcW w:type="dxa" w:w="1186"/>
+            <w:shd w:fill="F2F2F2" w:val="clear"/>
+            <w:tcMar>
+              <w:top w:type="dxa" w:w="60"/>
+              <w:left w:type="dxa" w:w="90"/>
+              <w:bottom w:type="dxa" w:w="60"/>
+              <w:right w:type="dxa" w:w="90"/>
+            </w:tcMar>
+          </w:tcPr>
+          <w:p>
+            <w:r>
+              <w:rPr>
+                <w:b w:val="false"/>
+                <w:bCs w:val="false"/>
+                <w:sz w:val="20"/>
+                <w:szCs w:val="20"/>
+              </w:rPr>
+              <w:t xml:space="preserve">6.4</w:t>
+            </w:r>
+          </w:p>
+        </w:tc>
+        <w:tc>
+          <w:tcPr>
+            <w:tcW w:type="dxa" w:w="1186"/>
+            <w:shd w:fill="F2F2F2" w:val="clear"/>
+            <w:tcMar>
+              <w:top w:type="dxa" w:w="60"/>
+              <w:left w:type="dxa" w:w="90"/>
+              <w:bottom w:type="dxa" w:w="60"/>
+              <w:right w:type="dxa" w:w="90"/>
+            </w:tcMar>
+          </w:tcPr>
+          <w:p>
+            <w:r>
+              <w:rPr>
+                <w:b w:val="false"/>
+                <w:bCs w:val="false"/>
+                <w:sz w:val="20"/>
+                <w:szCs w:val="20"/>
+              </w:rPr>
+              <w:t xml:space="preserve">166</w:t>
+            </w:r>
+          </w:p>
+        </w:tc>
+        <w:tc>
+          <w:tcPr>
+            <w:tcW w:type="dxa" w:w="1186"/>
+            <w:shd w:fill="F2F2F2" w:val="clear"/>
+            <w:tcMar>
+              <w:top w:type="dxa" w:w="60"/>
+              <w:left w:type="dxa" w:w="90"/>
+              <w:bottom w:type="dxa" w:w="60"/>
+              <w:right w:type="dxa" w:w="90"/>
+            </w:tcMar>
+          </w:tcPr>
+          <w:p>
+            <w:r>
+              <w:rPr>
+                <w:b w:val="false"/>
+                <w:bCs w:val="false"/>
+                <w:sz w:val="20"/>
+                <w:szCs w:val="20"/>
+              </w:rPr>
+              <w:t xml:space="preserve">none</w:t>
+            </w:r>
+          </w:p>
+        </w:tc>
+      </w:tr>
     </w:tbl>
     <w:p>
       <w:pPr>
@@ -256,6 +1078,4404 @@
           <w:szCs w:val="19"/>
         </w:rPr>
         <w:t xml:space="preserve">Sacred sites are reported by number only here, and by area on each clan's page. Locations are not shared and appear on no map in this document.</w:t>
+      </w:r>
+    </w:p>
+    <w:p>
+      <w:r>
+        <w:br w:type="page"/>
+      </w:r>
+    </w:p>
+    <w:p>
+      <w:pPr>
+        <w:pStyle w:val="Heading1"/>
+      </w:pPr>
+      <w:r>
+        <w:t xml:space="preserve">Sukandi</w:t>
+      </w:r>
+    </w:p>
+    <w:p>
+      <w:pPr>
+        <w:spacing w:after="120" w:before="60"/>
+      </w:pPr>
+      <w:r>
+        <w:rPr>
+          <w:i/>
+          <w:iCs/>
+          <w:color w:val="595959"/>
+          <w:sz w:val="19"/>
+          <w:szCs w:val="19"/>
+        </w:rPr>
+        <w:t xml:space="preserve">Zone 2  ·  version 1.15, 16 October 2026</w:t>
+      </w:r>
+    </w:p>
+    <w:tbl>
+      <w:tblPr>
+        <w:tblW w:type="dxa" w:w="10080"/>
+        <w:tblBorders>
+          <w:top w:val="single" w:color="auto" w:sz="4"/>
+          <w:left w:val="single" w:color="auto" w:sz="4"/>
+          <w:bottom w:val="single" w:color="auto" w:sz="4"/>
+          <w:right w:val="single" w:color="auto" w:sz="4"/>
+          <w:insideH w:val="single" w:color="auto" w:sz="4"/>
+          <w:insideV w:val="single" w:color="auto" w:sz="4"/>
+        </w:tblBorders>
+      </w:tblPr>
+      <w:tblGrid>
+        <w:gridCol w:w="2749"/>
+        <w:gridCol w:w="1833"/>
+        <w:gridCol w:w="1833"/>
+        <w:gridCol w:w="1833"/>
+        <w:gridCol w:w="1833"/>
+      </w:tblGrid>
+      <w:tr>
+        <w:trPr>
+          <w:tblHeader/>
+        </w:trPr>
+        <w:tc>
+          <w:tcPr>
+            <w:tcW w:type="dxa" w:w="2749"/>
+            <w:shd w:fill="D9E2F3" w:val="clear"/>
+            <w:tcMar>
+              <w:top w:type="dxa" w:w="60"/>
+              <w:left w:type="dxa" w:w="90"/>
+              <w:bottom w:type="dxa" w:w="60"/>
+              <w:right w:type="dxa" w:w="90"/>
+            </w:tcMar>
+          </w:tcPr>
+          <w:p>
+            <w:r>
+              <w:rPr>
+                <w:b/>
+                <w:bCs/>
+                <w:sz w:val="20"/>
+                <w:szCs w:val="20"/>
+              </w:rPr>
+              <w:t xml:space="preserve">Clan Stewards</w:t>
+            </w:r>
+          </w:p>
+        </w:tc>
+        <w:tc>
+          <w:tcPr>
+            <w:tcW w:type="dxa" w:w="1833"/>
+            <w:shd w:fill="D9E2F3" w:val="clear"/>
+            <w:tcMar>
+              <w:top w:type="dxa" w:w="60"/>
+              <w:left w:type="dxa" w:w="90"/>
+              <w:bottom w:type="dxa" w:w="60"/>
+              <w:right w:type="dxa" w:w="90"/>
+            </w:tcMar>
+          </w:tcPr>
+          <w:p>
+            <w:r>
+              <w:rPr>
+                <w:b/>
+                <w:bCs/>
+                <w:sz w:val="20"/>
+                <w:szCs w:val="20"/>
+              </w:rPr>
+              <w:t xml:space="preserve">Walked (km)</w:t>
+            </w:r>
+          </w:p>
+        </w:tc>
+        <w:tc>
+          <w:tcPr>
+            <w:tcW w:type="dxa" w:w="1833"/>
+            <w:shd w:fill="D9E2F3" w:val="clear"/>
+            <w:tcMar>
+              <w:top w:type="dxa" w:w="60"/>
+              <w:left w:type="dxa" w:w="90"/>
+              <w:bottom w:type="dxa" w:w="60"/>
+              <w:right w:type="dxa" w:w="90"/>
+            </w:tcMar>
+          </w:tcPr>
+          <w:p>
+            <w:r>
+              <w:rPr>
+                <w:b/>
+                <w:bCs/>
+                <w:sz w:val="20"/>
+                <w:szCs w:val="20"/>
+              </w:rPr>
+              <w:t xml:space="preserve">Pieces</w:t>
+            </w:r>
+          </w:p>
+        </w:tc>
+        <w:tc>
+          <w:tcPr>
+            <w:tcW w:type="dxa" w:w="1833"/>
+            <w:shd w:fill="D9E2F3" w:val="clear"/>
+            <w:tcMar>
+              <w:top w:type="dxa" w:w="60"/>
+              <w:left w:type="dxa" w:w="90"/>
+              <w:bottom w:type="dxa" w:w="60"/>
+              <w:right w:type="dxa" w:w="90"/>
+            </w:tcMar>
+          </w:tcPr>
+          <w:p>
+            <w:r>
+              <w:rPr>
+                <w:b/>
+                <w:bCs/>
+                <w:sz w:val="20"/>
+                <w:szCs w:val="20"/>
+              </w:rPr>
+              <w:t xml:space="preserve">Parcels</w:t>
+            </w:r>
+          </w:p>
+        </w:tc>
+        <w:tc>
+          <w:tcPr>
+            <w:tcW w:type="dxa" w:w="1833"/>
+            <w:shd w:fill="D9E2F3" w:val="clear"/>
+            <w:tcMar>
+              <w:top w:type="dxa" w:w="60"/>
+              <w:left w:type="dxa" w:w="90"/>
+              <w:bottom w:type="dxa" w:w="60"/>
+              <w:right w:type="dxa" w:w="90"/>
+            </w:tcMar>
+          </w:tcPr>
+          <w:p>
+            <w:r>
+              <w:rPr>
+                <w:b/>
+                <w:bCs/>
+                <w:sz w:val="20"/>
+                <w:szCs w:val="20"/>
+              </w:rPr>
+              <w:t xml:space="preserve">Area (ha)</w:t>
+            </w:r>
+          </w:p>
+        </w:tc>
+      </w:tr>
+      <w:tr>
+        <w:tc>
+          <w:tcPr>
+            <w:tcW w:type="dxa" w:w="2749"/>
+            <w:tcMar>
+              <w:top w:type="dxa" w:w="60"/>
+              <w:left w:type="dxa" w:w="90"/>
+              <w:bottom w:type="dxa" w:w="60"/>
+              <w:right w:type="dxa" w:w="90"/>
+            </w:tcMar>
+          </w:tcPr>
+          <w:p>
+            <w:r>
+              <w:rPr>
+                <w:b w:val="false"/>
+                <w:bCs w:val="false"/>
+                <w:sz w:val="20"/>
+                <w:szCs w:val="20"/>
+              </w:rPr>
+              <w:t xml:space="preserve">2</w:t>
+            </w:r>
+          </w:p>
+        </w:tc>
+        <w:tc>
+          <w:tcPr>
+            <w:tcW w:type="dxa" w:w="1833"/>
+            <w:tcMar>
+              <w:top w:type="dxa" w:w="60"/>
+              <w:left w:type="dxa" w:w="90"/>
+              <w:bottom w:type="dxa" w:w="60"/>
+              <w:right w:type="dxa" w:w="90"/>
+            </w:tcMar>
+          </w:tcPr>
+          <w:p>
+            <w:r>
+              <w:rPr>
+                <w:b w:val="false"/>
+                <w:bCs w:val="false"/>
+                <w:sz w:val="20"/>
+                <w:szCs w:val="20"/>
+              </w:rPr>
+              <w:t xml:space="preserve">39.7</w:t>
+            </w:r>
+          </w:p>
+        </w:tc>
+        <w:tc>
+          <w:tcPr>
+            <w:tcW w:type="dxa" w:w="1833"/>
+            <w:tcMar>
+              <w:top w:type="dxa" w:w="60"/>
+              <w:left w:type="dxa" w:w="90"/>
+              <w:bottom w:type="dxa" w:w="60"/>
+              <w:right w:type="dxa" w:w="90"/>
+            </w:tcMar>
+          </w:tcPr>
+          <w:p>
+            <w:r>
+              <w:rPr>
+                <w:b w:val="false"/>
+                <w:bCs w:val="false"/>
+                <w:sz w:val="20"/>
+                <w:szCs w:val="20"/>
+              </w:rPr>
+              <w:t xml:space="preserve">3</w:t>
+            </w:r>
+          </w:p>
+        </w:tc>
+        <w:tc>
+          <w:tcPr>
+            <w:tcW w:type="dxa" w:w="1833"/>
+            <w:tcMar>
+              <w:top w:type="dxa" w:w="60"/>
+              <w:left w:type="dxa" w:w="90"/>
+              <w:bottom w:type="dxa" w:w="60"/>
+              <w:right w:type="dxa" w:w="90"/>
+            </w:tcMar>
+          </w:tcPr>
+          <w:p>
+            <w:r>
+              <w:rPr>
+                <w:b w:val="false"/>
+                <w:bCs w:val="false"/>
+                <w:sz w:val="20"/>
+                <w:szCs w:val="20"/>
+              </w:rPr>
+              <w:t xml:space="preserve">1</w:t>
+            </w:r>
+          </w:p>
+        </w:tc>
+        <w:tc>
+          <w:tcPr>
+            <w:tcW w:type="dxa" w:w="1833"/>
+            <w:tcMar>
+              <w:top w:type="dxa" w:w="60"/>
+              <w:left w:type="dxa" w:w="90"/>
+              <w:bottom w:type="dxa" w:w="60"/>
+              <w:right w:type="dxa" w:w="90"/>
+            </w:tcMar>
+          </w:tcPr>
+          <w:p>
+            <w:r>
+              <w:rPr>
+                <w:b w:val="false"/>
+                <w:bCs w:val="false"/>
+                <w:sz w:val="20"/>
+                <w:szCs w:val="20"/>
+              </w:rPr>
+              <w:t xml:space="preserve">1,901</w:t>
+            </w:r>
+          </w:p>
+        </w:tc>
+      </w:tr>
+    </w:tbl>
+    <w:p>
+      <w:r>
+        <w:rPr>
+          <w:b/>
+          <w:bCs/>
+          <w:sz w:val="21"/>
+          <w:szCs w:val="21"/>
+        </w:rPr>
+        <w:t xml:space="preserve">Clan Stewards</w:t>
+      </w:r>
+    </w:p>
+    <w:tbl>
+      <w:tblPr>
+        <w:tblW w:type="dxa" w:w="10080"/>
+        <w:tblBorders>
+          <w:top w:val="single" w:color="auto" w:sz="4"/>
+          <w:left w:val="single" w:color="auto" w:sz="4"/>
+          <w:bottom w:val="single" w:color="auto" w:sz="4"/>
+          <w:right w:val="single" w:color="auto" w:sz="4"/>
+          <w:insideH w:val="single" w:color="auto" w:sz="4"/>
+          <w:insideV w:val="single" w:color="auto" w:sz="4"/>
+        </w:tblBorders>
+      </w:tblPr>
+      <w:tblGrid>
+        <w:gridCol w:w="2520"/>
+        <w:gridCol w:w="1260"/>
+        <w:gridCol w:w="1260"/>
+        <w:gridCol w:w="1890"/>
+        <w:gridCol w:w="1890"/>
+        <w:gridCol w:w="1260"/>
+      </w:tblGrid>
+      <w:tr>
+        <w:trPr>
+          <w:tblHeader/>
+        </w:trPr>
+        <w:tc>
+          <w:tcPr>
+            <w:tcW w:type="dxa" w:w="2520"/>
+            <w:shd w:fill="D9E2F3" w:val="clear"/>
+            <w:tcMar>
+              <w:top w:type="dxa" w:w="60"/>
+              <w:left w:type="dxa" w:w="90"/>
+              <w:bottom w:type="dxa" w:w="60"/>
+              <w:right w:type="dxa" w:w="90"/>
+            </w:tcMar>
+          </w:tcPr>
+          <w:p>
+            <w:r>
+              <w:rPr>
+                <w:b/>
+                <w:bCs/>
+                <w:sz w:val="20"/>
+                <w:szCs w:val="20"/>
+              </w:rPr>
+              <w:t xml:space="preserve">Clan Steward</w:t>
+            </w:r>
+          </w:p>
+        </w:tc>
+        <w:tc>
+          <w:tcPr>
+            <w:tcW w:type="dxa" w:w="1260"/>
+            <w:shd w:fill="D9E2F3" w:val="clear"/>
+            <w:tcMar>
+              <w:top w:type="dxa" w:w="60"/>
+              <w:left w:type="dxa" w:w="90"/>
+              <w:bottom w:type="dxa" w:w="60"/>
+              <w:right w:type="dxa" w:w="90"/>
+            </w:tcMar>
+          </w:tcPr>
+          <w:p>
+            <w:r>
+              <w:rPr>
+                <w:b/>
+                <w:bCs/>
+                <w:sz w:val="20"/>
+                <w:szCs w:val="20"/>
+              </w:rPr>
+              <w:t xml:space="preserve">Tracks</w:t>
+            </w:r>
+          </w:p>
+        </w:tc>
+        <w:tc>
+          <w:tcPr>
+            <w:tcW w:type="dxa" w:w="1260"/>
+            <w:shd w:fill="D9E2F3" w:val="clear"/>
+            <w:tcMar>
+              <w:top w:type="dxa" w:w="60"/>
+              <w:left w:type="dxa" w:w="90"/>
+              <w:bottom w:type="dxa" w:w="60"/>
+              <w:right w:type="dxa" w:w="90"/>
+            </w:tcMar>
+          </w:tcPr>
+          <w:p>
+            <w:r>
+              <w:rPr>
+                <w:b/>
+                <w:bCs/>
+                <w:sz w:val="20"/>
+                <w:szCs w:val="20"/>
+              </w:rPr>
+              <w:t xml:space="preserve">Days</w:t>
+            </w:r>
+          </w:p>
+        </w:tc>
+        <w:tc>
+          <w:tcPr>
+            <w:tcW w:type="dxa" w:w="1890"/>
+            <w:shd w:fill="D9E2F3" w:val="clear"/>
+            <w:tcMar>
+              <w:top w:type="dxa" w:w="60"/>
+              <w:left w:type="dxa" w:w="90"/>
+              <w:bottom w:type="dxa" w:w="60"/>
+              <w:right w:type="dxa" w:w="90"/>
+            </w:tcMar>
+          </w:tcPr>
+          <w:p>
+            <w:r>
+              <w:rPr>
+                <w:b/>
+                <w:bCs/>
+                <w:sz w:val="20"/>
+                <w:szCs w:val="20"/>
+              </w:rPr>
+              <w:t xml:space="preserve">First</w:t>
+            </w:r>
+          </w:p>
+        </w:tc>
+        <w:tc>
+          <w:tcPr>
+            <w:tcW w:type="dxa" w:w="1890"/>
+            <w:shd w:fill="D9E2F3" w:val="clear"/>
+            <w:tcMar>
+              <w:top w:type="dxa" w:w="60"/>
+              <w:left w:type="dxa" w:w="90"/>
+              <w:bottom w:type="dxa" w:w="60"/>
+              <w:right w:type="dxa" w:w="90"/>
+            </w:tcMar>
+          </w:tcPr>
+          <w:p>
+            <w:r>
+              <w:rPr>
+                <w:b/>
+                <w:bCs/>
+                <w:sz w:val="20"/>
+                <w:szCs w:val="20"/>
+              </w:rPr>
+              <w:t xml:space="preserve">Last</w:t>
+            </w:r>
+          </w:p>
+        </w:tc>
+        <w:tc>
+          <w:tcPr>
+            <w:tcW w:type="dxa" w:w="1260"/>
+            <w:shd w:fill="D9E2F3" w:val="clear"/>
+            <w:tcMar>
+              <w:top w:type="dxa" w:w="60"/>
+              <w:left w:type="dxa" w:w="90"/>
+              <w:bottom w:type="dxa" w:w="60"/>
+              <w:right w:type="dxa" w:w="90"/>
+            </w:tcMar>
+          </w:tcPr>
+          <w:p>
+            <w:r>
+              <w:rPr>
+                <w:b/>
+                <w:bCs/>
+                <w:sz w:val="20"/>
+                <w:szCs w:val="20"/>
+              </w:rPr>
+              <w:t xml:space="preserve">Walked (km)</w:t>
+            </w:r>
+          </w:p>
+        </w:tc>
+      </w:tr>
+      <w:tr>
+        <w:tc>
+          <w:tcPr>
+            <w:tcW w:type="dxa" w:w="2520"/>
+            <w:tcMar>
+              <w:top w:type="dxa" w:w="60"/>
+              <w:left w:type="dxa" w:w="90"/>
+              <w:bottom w:type="dxa" w:w="60"/>
+              <w:right w:type="dxa" w:w="90"/>
+            </w:tcMar>
+          </w:tcPr>
+          <w:p>
+            <w:r>
+              <w:rPr>
+                <w:b w:val="false"/>
+                <w:bCs w:val="false"/>
+                <w:sz w:val="20"/>
+                <w:szCs w:val="20"/>
+              </w:rPr>
+              <w:t xml:space="preserve">Rodney Ajinko</w:t>
+            </w:r>
+          </w:p>
+        </w:tc>
+        <w:tc>
+          <w:tcPr>
+            <w:tcW w:type="dxa" w:w="1260"/>
+            <w:tcMar>
+              <w:top w:type="dxa" w:w="60"/>
+              <w:left w:type="dxa" w:w="90"/>
+              <w:bottom w:type="dxa" w:w="60"/>
+              <w:right w:type="dxa" w:w="90"/>
+            </w:tcMar>
+          </w:tcPr>
+          <w:p>
+            <w:r>
+              <w:rPr>
+                <w:b w:val="false"/>
+                <w:bCs w:val="false"/>
+                <w:sz w:val="20"/>
+                <w:szCs w:val="20"/>
+              </w:rPr>
+              <w:t xml:space="preserve">1</w:t>
+            </w:r>
+          </w:p>
+        </w:tc>
+        <w:tc>
+          <w:tcPr>
+            <w:tcW w:type="dxa" w:w="1260"/>
+            <w:tcMar>
+              <w:top w:type="dxa" w:w="60"/>
+              <w:left w:type="dxa" w:w="90"/>
+              <w:bottom w:type="dxa" w:w="60"/>
+              <w:right w:type="dxa" w:w="90"/>
+            </w:tcMar>
+          </w:tcPr>
+          <w:p>
+            <w:r>
+              <w:rPr>
+                <w:b w:val="false"/>
+                <w:bCs w:val="false"/>
+                <w:sz w:val="20"/>
+                <w:szCs w:val="20"/>
+              </w:rPr>
+              <w:t xml:space="preserve">1</w:t>
+            </w:r>
+          </w:p>
+        </w:tc>
+        <w:tc>
+          <w:tcPr>
+            <w:tcW w:type="dxa" w:w="1890"/>
+            <w:tcMar>
+              <w:top w:type="dxa" w:w="60"/>
+              <w:left w:type="dxa" w:w="90"/>
+              <w:bottom w:type="dxa" w:w="60"/>
+              <w:right w:type="dxa" w:w="90"/>
+            </w:tcMar>
+          </w:tcPr>
+          <w:p>
+            <w:r>
+              <w:rPr>
+                <w:b w:val="false"/>
+                <w:bCs w:val="false"/>
+                <w:sz w:val="20"/>
+                <w:szCs w:val="20"/>
+              </w:rPr>
+              <w:t xml:space="preserve">2025-04-24</w:t>
+            </w:r>
+          </w:p>
+        </w:tc>
+        <w:tc>
+          <w:tcPr>
+            <w:tcW w:type="dxa" w:w="1890"/>
+            <w:tcMar>
+              <w:top w:type="dxa" w:w="60"/>
+              <w:left w:type="dxa" w:w="90"/>
+              <w:bottom w:type="dxa" w:w="60"/>
+              <w:right w:type="dxa" w:w="90"/>
+            </w:tcMar>
+          </w:tcPr>
+          <w:p>
+            <w:r>
+              <w:rPr>
+                <w:b w:val="false"/>
+                <w:bCs w:val="false"/>
+                <w:sz w:val="20"/>
+                <w:szCs w:val="20"/>
+              </w:rPr>
+              <w:t xml:space="preserve">2025-04-24</w:t>
+            </w:r>
+          </w:p>
+        </w:tc>
+        <w:tc>
+          <w:tcPr>
+            <w:tcW w:type="dxa" w:w="1260"/>
+            <w:tcMar>
+              <w:top w:type="dxa" w:w="60"/>
+              <w:left w:type="dxa" w:w="90"/>
+              <w:bottom w:type="dxa" w:w="60"/>
+              <w:right w:type="dxa" w:w="90"/>
+            </w:tcMar>
+          </w:tcPr>
+          <w:p>
+            <w:r>
+              <w:rPr>
+                <w:b w:val="false"/>
+                <w:bCs w:val="false"/>
+                <w:sz w:val="20"/>
+                <w:szCs w:val="20"/>
+              </w:rPr>
+              <w:t xml:space="preserve">29.1</w:t>
+            </w:r>
+          </w:p>
+        </w:tc>
+      </w:tr>
+      <w:tr>
+        <w:tc>
+          <w:tcPr>
+            <w:tcW w:type="dxa" w:w="2520"/>
+            <w:shd w:fill="F2F2F2" w:val="clear"/>
+            <w:tcMar>
+              <w:top w:type="dxa" w:w="60"/>
+              <w:left w:type="dxa" w:w="90"/>
+              <w:bottom w:type="dxa" w:w="60"/>
+              <w:right w:type="dxa" w:w="90"/>
+            </w:tcMar>
+          </w:tcPr>
+          <w:p>
+            <w:r>
+              <w:rPr>
+                <w:b w:val="false"/>
+                <w:bCs w:val="false"/>
+                <w:sz w:val="20"/>
+                <w:szCs w:val="20"/>
+              </w:rPr>
+              <w:t xml:space="preserve">Millinton Beso</w:t>
+            </w:r>
+          </w:p>
+        </w:tc>
+        <w:tc>
+          <w:tcPr>
+            <w:tcW w:type="dxa" w:w="1260"/>
+            <w:shd w:fill="F2F2F2" w:val="clear"/>
+            <w:tcMar>
+              <w:top w:type="dxa" w:w="60"/>
+              <w:left w:type="dxa" w:w="90"/>
+              <w:bottom w:type="dxa" w:w="60"/>
+              <w:right w:type="dxa" w:w="90"/>
+            </w:tcMar>
+          </w:tcPr>
+          <w:p>
+            <w:r>
+              <w:rPr>
+                <w:b w:val="false"/>
+                <w:bCs w:val="false"/>
+                <w:sz w:val="20"/>
+                <w:szCs w:val="20"/>
+              </w:rPr>
+              <w:t xml:space="preserve">3</w:t>
+            </w:r>
+          </w:p>
+        </w:tc>
+        <w:tc>
+          <w:tcPr>
+            <w:tcW w:type="dxa" w:w="1260"/>
+            <w:shd w:fill="F2F2F2" w:val="clear"/>
+            <w:tcMar>
+              <w:top w:type="dxa" w:w="60"/>
+              <w:left w:type="dxa" w:w="90"/>
+              <w:bottom w:type="dxa" w:w="60"/>
+              <w:right w:type="dxa" w:w="90"/>
+            </w:tcMar>
+          </w:tcPr>
+          <w:p>
+            <w:r>
+              <w:rPr>
+                <w:b w:val="false"/>
+                <w:bCs w:val="false"/>
+                <w:sz w:val="20"/>
+                <w:szCs w:val="20"/>
+              </w:rPr>
+              <w:t xml:space="preserve">2</w:t>
+            </w:r>
+          </w:p>
+        </w:tc>
+        <w:tc>
+          <w:tcPr>
+            <w:tcW w:type="dxa" w:w="1890"/>
+            <w:shd w:fill="F2F2F2" w:val="clear"/>
+            <w:tcMar>
+              <w:top w:type="dxa" w:w="60"/>
+              <w:left w:type="dxa" w:w="90"/>
+              <w:bottom w:type="dxa" w:w="60"/>
+              <w:right w:type="dxa" w:w="90"/>
+            </w:tcMar>
+          </w:tcPr>
+          <w:p>
+            <w:r>
+              <w:rPr>
+                <w:b w:val="false"/>
+                <w:bCs w:val="false"/>
+                <w:sz w:val="20"/>
+                <w:szCs w:val="20"/>
+              </w:rPr>
+              <w:t xml:space="preserve">2025-04-24</w:t>
+            </w:r>
+          </w:p>
+        </w:tc>
+        <w:tc>
+          <w:tcPr>
+            <w:tcW w:type="dxa" w:w="1890"/>
+            <w:shd w:fill="F2F2F2" w:val="clear"/>
+            <w:tcMar>
+              <w:top w:type="dxa" w:w="60"/>
+              <w:left w:type="dxa" w:w="90"/>
+              <w:bottom w:type="dxa" w:w="60"/>
+              <w:right w:type="dxa" w:w="90"/>
+            </w:tcMar>
+          </w:tcPr>
+          <w:p>
+            <w:r>
+              <w:rPr>
+                <w:b w:val="false"/>
+                <w:bCs w:val="false"/>
+                <w:sz w:val="20"/>
+                <w:szCs w:val="20"/>
+              </w:rPr>
+              <w:t xml:space="preserve">2025-04-25</w:t>
+            </w:r>
+          </w:p>
+        </w:tc>
+        <w:tc>
+          <w:tcPr>
+            <w:tcW w:type="dxa" w:w="1260"/>
+            <w:shd w:fill="F2F2F2" w:val="clear"/>
+            <w:tcMar>
+              <w:top w:type="dxa" w:w="60"/>
+              <w:left w:type="dxa" w:w="90"/>
+              <w:bottom w:type="dxa" w:w="60"/>
+              <w:right w:type="dxa" w:w="90"/>
+            </w:tcMar>
+          </w:tcPr>
+          <w:p>
+            <w:r>
+              <w:rPr>
+                <w:b w:val="false"/>
+                <w:bCs w:val="false"/>
+                <w:sz w:val="20"/>
+                <w:szCs w:val="20"/>
+              </w:rPr>
+              <w:t xml:space="preserve">10.6</w:t>
+            </w:r>
+          </w:p>
+        </w:tc>
+      </w:tr>
+    </w:tbl>
+    <w:p>
+      <w:r>
+        <w:rPr>
+          <w:b/>
+          <w:bCs/>
+          <w:sz w:val="21"/>
+          <w:szCs w:val="21"/>
+        </w:rPr>
+        <w:t xml:space="preserve">Sacred sites</w:t>
+      </w:r>
+    </w:p>
+    <w:p>
+      <w:r>
+        <w:rPr>
+          <w:sz w:val="21"/>
+          <w:szCs w:val="21"/>
+        </w:rPr>
+        <w:t xml:space="preserve">3 recorded. Locations are not shared.</w:t>
+      </w:r>
+    </w:p>
+    <w:p>
+      <w:pPr>
+        <w:jc w:val="center"/>
+      </w:pPr>
+      <w:r>
+        <w:drawing>
+          <wp:inline distT="0" distB="0" distL="0" distR="0">
+            <wp:extent cx="5334000" cy="5286375"/>
+            <wp:effectExtent t="0" r="0" b="0" l="0"/>
+            <wp:docPr id="1" name="" descr="" title=""/>
+            <wp:cNvGraphicFramePr>
+              <a:graphicFrameLocks xmlns:a="http://schemas.openxmlformats.org/drawingml/2006/main" noChangeAspect="1"/>
+            </wp:cNvGraphicFramePr>
+            <a:graphic xmlns:a="http://schemas.openxmlformats.org/drawingml/2006/main">
+              <a:graphicData uri="http://schemas.openxmlformats.org/drawingml/2006/picture">
+                <pic:pic xmlns:pic="http://schemas.openxmlformats.org/drawingml/2006/picture">
+                  <pic:nvPicPr>
+                    <pic:cNvPr id="0" name="" descr=""/>
+                    <pic:cNvPicPr>
+                      <a:picLocks noChangeAspect="1" noChangeArrowheads="1"/>
+                    </pic:cNvPicPr>
+                  </pic:nvPicPr>
+                  <pic:blipFill>
+                    <a:blip r:embed="rId8" cstate="none"/>
+                    <a:srcRect/>
+                    <a:stretch>
+                      <a:fillRect/>
+                    </a:stretch>
+                  </pic:blipFill>
+                  <pic:spPr bwMode="auto">
+                    <a:xfrm>
+                      <a:off x="0" y="0"/>
+                      <a:ext cx="5334000" cy="5286375"/>
+                    </a:xfrm>
+                    <a:prstGeom prst="rect">
+                      <a:avLst/>
+                    </a:prstGeom>
+                  </pic:spPr>
+                </pic:pic>
+              </a:graphicData>
+            </a:graphic>
+          </wp:inline>
+        </w:drawing>
+      </w:r>
+    </w:p>
+    <w:p>
+      <w:r>
+        <w:rPr>
+          <w:sz w:val="21"/>
+          <w:szCs w:val="21"/>
+        </w:rPr>
+        <w:t xml:space="preserve">1,901 ha, measured from 39.7 km walked. Nothing in this boundary was inferred.</w:t>
+      </w:r>
+    </w:p>
+    <w:p>
+      <w:r>
+        <w:br w:type="page"/>
+      </w:r>
+    </w:p>
+    <w:p>
+      <w:pPr>
+        <w:pStyle w:val="Heading1"/>
+      </w:pPr>
+      <w:r>
+        <w:t xml:space="preserve">Rondi</w:t>
+      </w:r>
+    </w:p>
+    <w:p>
+      <w:pPr>
+        <w:spacing w:after="120" w:before="60"/>
+      </w:pPr>
+      <w:r>
+        <w:rPr>
+          <w:i/>
+          <w:iCs/>
+          <w:color w:val="595959"/>
+          <w:sz w:val="19"/>
+          <w:szCs w:val="19"/>
+        </w:rPr>
+        <w:t xml:space="preserve">Zone 2  ·  version 1.15, 16 October 2026</w:t>
+      </w:r>
+    </w:p>
+    <w:tbl>
+      <w:tblPr>
+        <w:tblW w:type="dxa" w:w="10080"/>
+        <w:tblBorders>
+          <w:top w:val="single" w:color="auto" w:sz="4"/>
+          <w:left w:val="single" w:color="auto" w:sz="4"/>
+          <w:bottom w:val="single" w:color="auto" w:sz="4"/>
+          <w:right w:val="single" w:color="auto" w:sz="4"/>
+          <w:insideH w:val="single" w:color="auto" w:sz="4"/>
+          <w:insideV w:val="single" w:color="auto" w:sz="4"/>
+        </w:tblBorders>
+      </w:tblPr>
+      <w:tblGrid>
+        <w:gridCol w:w="2749"/>
+        <w:gridCol w:w="1833"/>
+        <w:gridCol w:w="1833"/>
+        <w:gridCol w:w="1833"/>
+        <w:gridCol w:w="1833"/>
+      </w:tblGrid>
+      <w:tr>
+        <w:trPr>
+          <w:tblHeader/>
+        </w:trPr>
+        <w:tc>
+          <w:tcPr>
+            <w:tcW w:type="dxa" w:w="2749"/>
+            <w:shd w:fill="D9E2F3" w:val="clear"/>
+            <w:tcMar>
+              <w:top w:type="dxa" w:w="60"/>
+              <w:left w:type="dxa" w:w="90"/>
+              <w:bottom w:type="dxa" w:w="60"/>
+              <w:right w:type="dxa" w:w="90"/>
+            </w:tcMar>
+          </w:tcPr>
+          <w:p>
+            <w:r>
+              <w:rPr>
+                <w:b/>
+                <w:bCs/>
+                <w:sz w:val="20"/>
+                <w:szCs w:val="20"/>
+              </w:rPr>
+              <w:t xml:space="preserve">Clan Stewards</w:t>
+            </w:r>
+          </w:p>
+        </w:tc>
+        <w:tc>
+          <w:tcPr>
+            <w:tcW w:type="dxa" w:w="1833"/>
+            <w:shd w:fill="D9E2F3" w:val="clear"/>
+            <w:tcMar>
+              <w:top w:type="dxa" w:w="60"/>
+              <w:left w:type="dxa" w:w="90"/>
+              <w:bottom w:type="dxa" w:w="60"/>
+              <w:right w:type="dxa" w:w="90"/>
+            </w:tcMar>
+          </w:tcPr>
+          <w:p>
+            <w:r>
+              <w:rPr>
+                <w:b/>
+                <w:bCs/>
+                <w:sz w:val="20"/>
+                <w:szCs w:val="20"/>
+              </w:rPr>
+              <w:t xml:space="preserve">Walked (km)</w:t>
+            </w:r>
+          </w:p>
+        </w:tc>
+        <w:tc>
+          <w:tcPr>
+            <w:tcW w:type="dxa" w:w="1833"/>
+            <w:shd w:fill="D9E2F3" w:val="clear"/>
+            <w:tcMar>
+              <w:top w:type="dxa" w:w="60"/>
+              <w:left w:type="dxa" w:w="90"/>
+              <w:bottom w:type="dxa" w:w="60"/>
+              <w:right w:type="dxa" w:w="90"/>
+            </w:tcMar>
+          </w:tcPr>
+          <w:p>
+            <w:r>
+              <w:rPr>
+                <w:b/>
+                <w:bCs/>
+                <w:sz w:val="20"/>
+                <w:szCs w:val="20"/>
+              </w:rPr>
+              <w:t xml:space="preserve">Pieces</w:t>
+            </w:r>
+          </w:p>
+        </w:tc>
+        <w:tc>
+          <w:tcPr>
+            <w:tcW w:type="dxa" w:w="1833"/>
+            <w:shd w:fill="D9E2F3" w:val="clear"/>
+            <w:tcMar>
+              <w:top w:type="dxa" w:w="60"/>
+              <w:left w:type="dxa" w:w="90"/>
+              <w:bottom w:type="dxa" w:w="60"/>
+              <w:right w:type="dxa" w:w="90"/>
+            </w:tcMar>
+          </w:tcPr>
+          <w:p>
+            <w:r>
+              <w:rPr>
+                <w:b/>
+                <w:bCs/>
+                <w:sz w:val="20"/>
+                <w:szCs w:val="20"/>
+              </w:rPr>
+              <w:t xml:space="preserve">Parcels</w:t>
+            </w:r>
+          </w:p>
+        </w:tc>
+        <w:tc>
+          <w:tcPr>
+            <w:tcW w:type="dxa" w:w="1833"/>
+            <w:shd w:fill="D9E2F3" w:val="clear"/>
+            <w:tcMar>
+              <w:top w:type="dxa" w:w="60"/>
+              <w:left w:type="dxa" w:w="90"/>
+              <w:bottom w:type="dxa" w:w="60"/>
+              <w:right w:type="dxa" w:w="90"/>
+            </w:tcMar>
+          </w:tcPr>
+          <w:p>
+            <w:r>
+              <w:rPr>
+                <w:b/>
+                <w:bCs/>
+                <w:sz w:val="20"/>
+                <w:szCs w:val="20"/>
+              </w:rPr>
+              <w:t xml:space="preserve">Area (ha)</w:t>
+            </w:r>
+          </w:p>
+        </w:tc>
+      </w:tr>
+      <w:tr>
+        <w:tc>
+          <w:tcPr>
+            <w:tcW w:type="dxa" w:w="2749"/>
+            <w:tcMar>
+              <w:top w:type="dxa" w:w="60"/>
+              <w:left w:type="dxa" w:w="90"/>
+              <w:bottom w:type="dxa" w:w="60"/>
+              <w:right w:type="dxa" w:w="90"/>
+            </w:tcMar>
+          </w:tcPr>
+          <w:p>
+            <w:r>
+              <w:rPr>
+                <w:b w:val="false"/>
+                <w:bCs w:val="false"/>
+                <w:sz w:val="20"/>
+                <w:szCs w:val="20"/>
+              </w:rPr>
+              <w:t xml:space="preserve">2</w:t>
+            </w:r>
+          </w:p>
+        </w:tc>
+        <w:tc>
+          <w:tcPr>
+            <w:tcW w:type="dxa" w:w="1833"/>
+            <w:tcMar>
+              <w:top w:type="dxa" w:w="60"/>
+              <w:left w:type="dxa" w:w="90"/>
+              <w:bottom w:type="dxa" w:w="60"/>
+              <w:right w:type="dxa" w:w="90"/>
+            </w:tcMar>
+          </w:tcPr>
+          <w:p>
+            <w:r>
+              <w:rPr>
+                <w:b w:val="false"/>
+                <w:bCs w:val="false"/>
+                <w:sz w:val="20"/>
+                <w:szCs w:val="20"/>
+              </w:rPr>
+              <w:t xml:space="preserve">59.0</w:t>
+            </w:r>
+          </w:p>
+        </w:tc>
+        <w:tc>
+          <w:tcPr>
+            <w:tcW w:type="dxa" w:w="1833"/>
+            <w:tcMar>
+              <w:top w:type="dxa" w:w="60"/>
+              <w:left w:type="dxa" w:w="90"/>
+              <w:bottom w:type="dxa" w:w="60"/>
+              <w:right w:type="dxa" w:w="90"/>
+            </w:tcMar>
+          </w:tcPr>
+          <w:p>
+            <w:r>
+              <w:rPr>
+                <w:b w:val="false"/>
+                <w:bCs w:val="false"/>
+                <w:sz w:val="20"/>
+                <w:szCs w:val="20"/>
+              </w:rPr>
+              <w:t xml:space="preserve">14</w:t>
+            </w:r>
+          </w:p>
+        </w:tc>
+        <w:tc>
+          <w:tcPr>
+            <w:tcW w:type="dxa" w:w="1833"/>
+            <w:tcMar>
+              <w:top w:type="dxa" w:w="60"/>
+              <w:left w:type="dxa" w:w="90"/>
+              <w:bottom w:type="dxa" w:w="60"/>
+              <w:right w:type="dxa" w:w="90"/>
+            </w:tcMar>
+          </w:tcPr>
+          <w:p>
+            <w:r>
+              <w:rPr>
+                <w:b w:val="false"/>
+                <w:bCs w:val="false"/>
+                <w:sz w:val="20"/>
+                <w:szCs w:val="20"/>
+              </w:rPr>
+              <w:t xml:space="preserve">1</w:t>
+            </w:r>
+          </w:p>
+        </w:tc>
+        <w:tc>
+          <w:tcPr>
+            <w:tcW w:type="dxa" w:w="1833"/>
+            <w:tcMar>
+              <w:top w:type="dxa" w:w="60"/>
+              <w:left w:type="dxa" w:w="90"/>
+              <w:bottom w:type="dxa" w:w="60"/>
+              <w:right w:type="dxa" w:w="90"/>
+            </w:tcMar>
+          </w:tcPr>
+          <w:p>
+            <w:r>
+              <w:rPr>
+                <w:b w:val="false"/>
+                <w:bCs w:val="false"/>
+                <w:sz w:val="20"/>
+                <w:szCs w:val="20"/>
+              </w:rPr>
+              <w:t xml:space="preserve">1,569</w:t>
+            </w:r>
+          </w:p>
+        </w:tc>
+      </w:tr>
+    </w:tbl>
+    <w:p>
+      <w:r>
+        <w:rPr>
+          <w:b/>
+          <w:bCs/>
+          <w:sz w:val="21"/>
+          <w:szCs w:val="21"/>
+        </w:rPr>
+        <w:t xml:space="preserve">Clan Stewards</w:t>
+      </w:r>
+    </w:p>
+    <w:tbl>
+      <w:tblPr>
+        <w:tblW w:type="dxa" w:w="10080"/>
+        <w:tblBorders>
+          <w:top w:val="single" w:color="auto" w:sz="4"/>
+          <w:left w:val="single" w:color="auto" w:sz="4"/>
+          <w:bottom w:val="single" w:color="auto" w:sz="4"/>
+          <w:right w:val="single" w:color="auto" w:sz="4"/>
+          <w:insideH w:val="single" w:color="auto" w:sz="4"/>
+          <w:insideV w:val="single" w:color="auto" w:sz="4"/>
+        </w:tblBorders>
+      </w:tblPr>
+      <w:tblGrid>
+        <w:gridCol w:w="2520"/>
+        <w:gridCol w:w="1260"/>
+        <w:gridCol w:w="1260"/>
+        <w:gridCol w:w="1890"/>
+        <w:gridCol w:w="1890"/>
+        <w:gridCol w:w="1260"/>
+      </w:tblGrid>
+      <w:tr>
+        <w:trPr>
+          <w:tblHeader/>
+        </w:trPr>
+        <w:tc>
+          <w:tcPr>
+            <w:tcW w:type="dxa" w:w="2520"/>
+            <w:shd w:fill="D9E2F3" w:val="clear"/>
+            <w:tcMar>
+              <w:top w:type="dxa" w:w="60"/>
+              <w:left w:type="dxa" w:w="90"/>
+              <w:bottom w:type="dxa" w:w="60"/>
+              <w:right w:type="dxa" w:w="90"/>
+            </w:tcMar>
+          </w:tcPr>
+          <w:p>
+            <w:r>
+              <w:rPr>
+                <w:b/>
+                <w:bCs/>
+                <w:sz w:val="20"/>
+                <w:szCs w:val="20"/>
+              </w:rPr>
+              <w:t xml:space="preserve">Clan Steward</w:t>
+            </w:r>
+          </w:p>
+        </w:tc>
+        <w:tc>
+          <w:tcPr>
+            <w:tcW w:type="dxa" w:w="1260"/>
+            <w:shd w:fill="D9E2F3" w:val="clear"/>
+            <w:tcMar>
+              <w:top w:type="dxa" w:w="60"/>
+              <w:left w:type="dxa" w:w="90"/>
+              <w:bottom w:type="dxa" w:w="60"/>
+              <w:right w:type="dxa" w:w="90"/>
+            </w:tcMar>
+          </w:tcPr>
+          <w:p>
+            <w:r>
+              <w:rPr>
+                <w:b/>
+                <w:bCs/>
+                <w:sz w:val="20"/>
+                <w:szCs w:val="20"/>
+              </w:rPr>
+              <w:t xml:space="preserve">Tracks</w:t>
+            </w:r>
+          </w:p>
+        </w:tc>
+        <w:tc>
+          <w:tcPr>
+            <w:tcW w:type="dxa" w:w="1260"/>
+            <w:shd w:fill="D9E2F3" w:val="clear"/>
+            <w:tcMar>
+              <w:top w:type="dxa" w:w="60"/>
+              <w:left w:type="dxa" w:w="90"/>
+              <w:bottom w:type="dxa" w:w="60"/>
+              <w:right w:type="dxa" w:w="90"/>
+            </w:tcMar>
+          </w:tcPr>
+          <w:p>
+            <w:r>
+              <w:rPr>
+                <w:b/>
+                <w:bCs/>
+                <w:sz w:val="20"/>
+                <w:szCs w:val="20"/>
+              </w:rPr>
+              <w:t xml:space="preserve">Days</w:t>
+            </w:r>
+          </w:p>
+        </w:tc>
+        <w:tc>
+          <w:tcPr>
+            <w:tcW w:type="dxa" w:w="1890"/>
+            <w:shd w:fill="D9E2F3" w:val="clear"/>
+            <w:tcMar>
+              <w:top w:type="dxa" w:w="60"/>
+              <w:left w:type="dxa" w:w="90"/>
+              <w:bottom w:type="dxa" w:w="60"/>
+              <w:right w:type="dxa" w:w="90"/>
+            </w:tcMar>
+          </w:tcPr>
+          <w:p>
+            <w:r>
+              <w:rPr>
+                <w:b/>
+                <w:bCs/>
+                <w:sz w:val="20"/>
+                <w:szCs w:val="20"/>
+              </w:rPr>
+              <w:t xml:space="preserve">First</w:t>
+            </w:r>
+          </w:p>
+        </w:tc>
+        <w:tc>
+          <w:tcPr>
+            <w:tcW w:type="dxa" w:w="1890"/>
+            <w:shd w:fill="D9E2F3" w:val="clear"/>
+            <w:tcMar>
+              <w:top w:type="dxa" w:w="60"/>
+              <w:left w:type="dxa" w:w="90"/>
+              <w:bottom w:type="dxa" w:w="60"/>
+              <w:right w:type="dxa" w:w="90"/>
+            </w:tcMar>
+          </w:tcPr>
+          <w:p>
+            <w:r>
+              <w:rPr>
+                <w:b/>
+                <w:bCs/>
+                <w:sz w:val="20"/>
+                <w:szCs w:val="20"/>
+              </w:rPr>
+              <w:t xml:space="preserve">Last</w:t>
+            </w:r>
+          </w:p>
+        </w:tc>
+        <w:tc>
+          <w:tcPr>
+            <w:tcW w:type="dxa" w:w="1260"/>
+            <w:shd w:fill="D9E2F3" w:val="clear"/>
+            <w:tcMar>
+              <w:top w:type="dxa" w:w="60"/>
+              <w:left w:type="dxa" w:w="90"/>
+              <w:bottom w:type="dxa" w:w="60"/>
+              <w:right w:type="dxa" w:w="90"/>
+            </w:tcMar>
+          </w:tcPr>
+          <w:p>
+            <w:r>
+              <w:rPr>
+                <w:b/>
+                <w:bCs/>
+                <w:sz w:val="20"/>
+                <w:szCs w:val="20"/>
+              </w:rPr>
+              <w:t xml:space="preserve">Walked (km)</w:t>
+            </w:r>
+          </w:p>
+        </w:tc>
+      </w:tr>
+      <w:tr>
+        <w:tc>
+          <w:tcPr>
+            <w:tcW w:type="dxa" w:w="2520"/>
+            <w:tcMar>
+              <w:top w:type="dxa" w:w="60"/>
+              <w:left w:type="dxa" w:w="90"/>
+              <w:bottom w:type="dxa" w:w="60"/>
+              <w:right w:type="dxa" w:w="90"/>
+            </w:tcMar>
+          </w:tcPr>
+          <w:p>
+            <w:r>
+              <w:rPr>
+                <w:b w:val="false"/>
+                <w:bCs w:val="false"/>
+                <w:sz w:val="20"/>
+                <w:szCs w:val="20"/>
+              </w:rPr>
+              <w:t xml:space="preserve">Jefferson Amunisa</w:t>
+            </w:r>
+          </w:p>
+        </w:tc>
+        <w:tc>
+          <w:tcPr>
+            <w:tcW w:type="dxa" w:w="1260"/>
+            <w:tcMar>
+              <w:top w:type="dxa" w:w="60"/>
+              <w:left w:type="dxa" w:w="90"/>
+              <w:bottom w:type="dxa" w:w="60"/>
+              <w:right w:type="dxa" w:w="90"/>
+            </w:tcMar>
+          </w:tcPr>
+          <w:p>
+            <w:r>
+              <w:rPr>
+                <w:b w:val="false"/>
+                <w:bCs w:val="false"/>
+                <w:sz w:val="20"/>
+                <w:szCs w:val="20"/>
+              </w:rPr>
+              <w:t xml:space="preserve">28</w:t>
+            </w:r>
+          </w:p>
+        </w:tc>
+        <w:tc>
+          <w:tcPr>
+            <w:tcW w:type="dxa" w:w="1260"/>
+            <w:tcMar>
+              <w:top w:type="dxa" w:w="60"/>
+              <w:left w:type="dxa" w:w="90"/>
+              <w:bottom w:type="dxa" w:w="60"/>
+              <w:right w:type="dxa" w:w="90"/>
+            </w:tcMar>
+          </w:tcPr>
+          <w:p>
+            <w:r>
+              <w:rPr>
+                <w:b w:val="false"/>
+                <w:bCs w:val="false"/>
+                <w:sz w:val="20"/>
+                <w:szCs w:val="20"/>
+              </w:rPr>
+              <w:t xml:space="preserve">5</w:t>
+            </w:r>
+          </w:p>
+        </w:tc>
+        <w:tc>
+          <w:tcPr>
+            <w:tcW w:type="dxa" w:w="1890"/>
+            <w:tcMar>
+              <w:top w:type="dxa" w:w="60"/>
+              <w:left w:type="dxa" w:w="90"/>
+              <w:bottom w:type="dxa" w:w="60"/>
+              <w:right w:type="dxa" w:w="90"/>
+            </w:tcMar>
+          </w:tcPr>
+          <w:p>
+            <w:r>
+              <w:rPr>
+                <w:b w:val="false"/>
+                <w:bCs w:val="false"/>
+                <w:sz w:val="20"/>
+                <w:szCs w:val="20"/>
+              </w:rPr>
+              <w:t xml:space="preserve">2025-04-25</w:t>
+            </w:r>
+          </w:p>
+        </w:tc>
+        <w:tc>
+          <w:tcPr>
+            <w:tcW w:type="dxa" w:w="1890"/>
+            <w:tcMar>
+              <w:top w:type="dxa" w:w="60"/>
+              <w:left w:type="dxa" w:w="90"/>
+              <w:bottom w:type="dxa" w:w="60"/>
+              <w:right w:type="dxa" w:w="90"/>
+            </w:tcMar>
+          </w:tcPr>
+          <w:p>
+            <w:r>
+              <w:rPr>
+                <w:b w:val="false"/>
+                <w:bCs w:val="false"/>
+                <w:sz w:val="20"/>
+                <w:szCs w:val="20"/>
+              </w:rPr>
+              <w:t xml:space="preserve">2025-04-29</w:t>
+            </w:r>
+          </w:p>
+        </w:tc>
+        <w:tc>
+          <w:tcPr>
+            <w:tcW w:type="dxa" w:w="1260"/>
+            <w:tcMar>
+              <w:top w:type="dxa" w:w="60"/>
+              <w:left w:type="dxa" w:w="90"/>
+              <w:bottom w:type="dxa" w:w="60"/>
+              <w:right w:type="dxa" w:w="90"/>
+            </w:tcMar>
+          </w:tcPr>
+          <w:p>
+            <w:r>
+              <w:rPr>
+                <w:b w:val="false"/>
+                <w:bCs w:val="false"/>
+                <w:sz w:val="20"/>
+                <w:szCs w:val="20"/>
+              </w:rPr>
+              <w:t xml:space="preserve">29.7</w:t>
+            </w:r>
+          </w:p>
+        </w:tc>
+      </w:tr>
+      <w:tr>
+        <w:tc>
+          <w:tcPr>
+            <w:tcW w:type="dxa" w:w="2520"/>
+            <w:shd w:fill="F2F2F2" w:val="clear"/>
+            <w:tcMar>
+              <w:top w:type="dxa" w:w="60"/>
+              <w:left w:type="dxa" w:w="90"/>
+              <w:bottom w:type="dxa" w:w="60"/>
+              <w:right w:type="dxa" w:w="90"/>
+            </w:tcMar>
+          </w:tcPr>
+          <w:p>
+            <w:r>
+              <w:rPr>
+                <w:b w:val="false"/>
+                <w:bCs w:val="false"/>
+                <w:sz w:val="20"/>
+                <w:szCs w:val="20"/>
+              </w:rPr>
+              <w:t xml:space="preserve">Humphrey Poto</w:t>
+            </w:r>
+          </w:p>
+        </w:tc>
+        <w:tc>
+          <w:tcPr>
+            <w:tcW w:type="dxa" w:w="1260"/>
+            <w:shd w:fill="F2F2F2" w:val="clear"/>
+            <w:tcMar>
+              <w:top w:type="dxa" w:w="60"/>
+              <w:left w:type="dxa" w:w="90"/>
+              <w:bottom w:type="dxa" w:w="60"/>
+              <w:right w:type="dxa" w:w="90"/>
+            </w:tcMar>
+          </w:tcPr>
+          <w:p>
+            <w:r>
+              <w:rPr>
+                <w:b w:val="false"/>
+                <w:bCs w:val="false"/>
+                <w:sz w:val="20"/>
+                <w:szCs w:val="20"/>
+              </w:rPr>
+              <w:t xml:space="preserve">29</w:t>
+            </w:r>
+          </w:p>
+        </w:tc>
+        <w:tc>
+          <w:tcPr>
+            <w:tcW w:type="dxa" w:w="1260"/>
+            <w:shd w:fill="F2F2F2" w:val="clear"/>
+            <w:tcMar>
+              <w:top w:type="dxa" w:w="60"/>
+              <w:left w:type="dxa" w:w="90"/>
+              <w:bottom w:type="dxa" w:w="60"/>
+              <w:right w:type="dxa" w:w="90"/>
+            </w:tcMar>
+          </w:tcPr>
+          <w:p>
+            <w:r>
+              <w:rPr>
+                <w:b w:val="false"/>
+                <w:bCs w:val="false"/>
+                <w:sz w:val="20"/>
+                <w:szCs w:val="20"/>
+              </w:rPr>
+              <w:t xml:space="preserve">5</w:t>
+            </w:r>
+          </w:p>
+        </w:tc>
+        <w:tc>
+          <w:tcPr>
+            <w:tcW w:type="dxa" w:w="1890"/>
+            <w:shd w:fill="F2F2F2" w:val="clear"/>
+            <w:tcMar>
+              <w:top w:type="dxa" w:w="60"/>
+              <w:left w:type="dxa" w:w="90"/>
+              <w:bottom w:type="dxa" w:w="60"/>
+              <w:right w:type="dxa" w:w="90"/>
+            </w:tcMar>
+          </w:tcPr>
+          <w:p>
+            <w:r>
+              <w:rPr>
+                <w:b w:val="false"/>
+                <w:bCs w:val="false"/>
+                <w:sz w:val="20"/>
+                <w:szCs w:val="20"/>
+              </w:rPr>
+              <w:t xml:space="preserve">2025-04-25</w:t>
+            </w:r>
+          </w:p>
+        </w:tc>
+        <w:tc>
+          <w:tcPr>
+            <w:tcW w:type="dxa" w:w="1890"/>
+            <w:shd w:fill="F2F2F2" w:val="clear"/>
+            <w:tcMar>
+              <w:top w:type="dxa" w:w="60"/>
+              <w:left w:type="dxa" w:w="90"/>
+              <w:bottom w:type="dxa" w:w="60"/>
+              <w:right w:type="dxa" w:w="90"/>
+            </w:tcMar>
+          </w:tcPr>
+          <w:p>
+            <w:r>
+              <w:rPr>
+                <w:b w:val="false"/>
+                <w:bCs w:val="false"/>
+                <w:sz w:val="20"/>
+                <w:szCs w:val="20"/>
+              </w:rPr>
+              <w:t xml:space="preserve">2025-04-29</w:t>
+            </w:r>
+          </w:p>
+        </w:tc>
+        <w:tc>
+          <w:tcPr>
+            <w:tcW w:type="dxa" w:w="1260"/>
+            <w:shd w:fill="F2F2F2" w:val="clear"/>
+            <w:tcMar>
+              <w:top w:type="dxa" w:w="60"/>
+              <w:left w:type="dxa" w:w="90"/>
+              <w:bottom w:type="dxa" w:w="60"/>
+              <w:right w:type="dxa" w:w="90"/>
+            </w:tcMar>
+          </w:tcPr>
+          <w:p>
+            <w:r>
+              <w:rPr>
+                <w:b w:val="false"/>
+                <w:bCs w:val="false"/>
+                <w:sz w:val="20"/>
+                <w:szCs w:val="20"/>
+              </w:rPr>
+              <w:t xml:space="preserve">29.3</w:t>
+            </w:r>
+          </w:p>
+        </w:tc>
+      </w:tr>
+    </w:tbl>
+    <w:p>
+      <w:r>
+        <w:rPr>
+          <w:b/>
+          <w:bCs/>
+          <w:sz w:val="21"/>
+          <w:szCs w:val="21"/>
+        </w:rPr>
+        <w:t xml:space="preserve">Sacred sites</w:t>
+      </w:r>
+    </w:p>
+    <w:p>
+      <w:r>
+        <w:rPr>
+          <w:sz w:val="21"/>
+          <w:szCs w:val="21"/>
+        </w:rPr>
+        <w:t xml:space="preserve">5 recorded, covering 5.4 ha — 0.3% of this clan's land. Locations are not shared.</w:t>
+      </w:r>
+    </w:p>
+    <w:p>
+      <w:pPr>
+        <w:jc w:val="center"/>
+      </w:pPr>
+      <w:r>
+        <w:drawing>
+          <wp:inline distT="0" distB="0" distL="0" distR="0">
+            <wp:extent cx="5334000" cy="6143625"/>
+            <wp:effectExtent t="0" r="0" b="0" l="0"/>
+            <wp:docPr id="2" name="" descr="" title=""/>
+            <wp:cNvGraphicFramePr>
+              <a:graphicFrameLocks xmlns:a="http://schemas.openxmlformats.org/drawingml/2006/main" noChangeAspect="1"/>
+            </wp:cNvGraphicFramePr>
+            <a:graphic xmlns:a="http://schemas.openxmlformats.org/drawingml/2006/main">
+              <a:graphicData uri="http://schemas.openxmlformats.org/drawingml/2006/picture">
+                <pic:pic xmlns:pic="http://schemas.openxmlformats.org/drawingml/2006/picture">
+                  <pic:nvPicPr>
+                    <pic:cNvPr id="0" name="" descr=""/>
+                    <pic:cNvPicPr>
+                      <a:picLocks noChangeAspect="1" noChangeArrowheads="1"/>
+                    </pic:cNvPicPr>
+                  </pic:nvPicPr>
+                  <pic:blipFill>
+                    <a:blip r:embed="rId9" cstate="none"/>
+                    <a:srcRect/>
+                    <a:stretch>
+                      <a:fillRect/>
+                    </a:stretch>
+                  </pic:blipFill>
+                  <pic:spPr bwMode="auto">
+                    <a:xfrm>
+                      <a:off x="0" y="0"/>
+                      <a:ext cx="5334000" cy="6143625"/>
+                    </a:xfrm>
+                    <a:prstGeom prst="rect">
+                      <a:avLst/>
+                    </a:prstGeom>
+                  </pic:spPr>
+                </pic:pic>
+              </a:graphicData>
+            </a:graphic>
+          </wp:inline>
+        </w:drawing>
+      </w:r>
+    </w:p>
+    <w:p>
+      <w:r>
+        <w:rPr>
+          <w:sz w:val="21"/>
+          <w:szCs w:val="21"/>
+        </w:rPr>
+        <w:t xml:space="preserve">1,569 ha, measured from 59.0 km walked. Nothing in this boundary was inferred.</w:t>
+      </w:r>
+    </w:p>
+    <w:p>
+      <w:r>
+        <w:br w:type="page"/>
+      </w:r>
+    </w:p>
+    <w:p>
+      <w:pPr>
+        <w:pStyle w:val="Heading1"/>
+      </w:pPr>
+      <w:r>
+        <w:t xml:space="preserve">Sahirut</w:t>
+      </w:r>
+    </w:p>
+    <w:p>
+      <w:pPr>
+        <w:spacing w:after="120" w:before="60"/>
+      </w:pPr>
+      <w:r>
+        <w:rPr>
+          <w:i/>
+          <w:iCs/>
+          <w:color w:val="595959"/>
+          <w:sz w:val="19"/>
+          <w:szCs w:val="19"/>
+        </w:rPr>
+        <w:t xml:space="preserve">Zone 6  ·  version 1.15, 16 October 2026</w:t>
+      </w:r>
+    </w:p>
+    <w:tbl>
+      <w:tblPr>
+        <w:tblW w:type="dxa" w:w="10080"/>
+        <w:tblBorders>
+          <w:top w:val="single" w:color="auto" w:sz="4"/>
+          <w:left w:val="single" w:color="auto" w:sz="4"/>
+          <w:bottom w:val="single" w:color="auto" w:sz="4"/>
+          <w:right w:val="single" w:color="auto" w:sz="4"/>
+          <w:insideH w:val="single" w:color="auto" w:sz="4"/>
+          <w:insideV w:val="single" w:color="auto" w:sz="4"/>
+        </w:tblBorders>
+      </w:tblPr>
+      <w:tblGrid>
+        <w:gridCol w:w="2749"/>
+        <w:gridCol w:w="1833"/>
+        <w:gridCol w:w="1833"/>
+        <w:gridCol w:w="1833"/>
+        <w:gridCol w:w="1833"/>
+      </w:tblGrid>
+      <w:tr>
+        <w:trPr>
+          <w:tblHeader/>
+        </w:trPr>
+        <w:tc>
+          <w:tcPr>
+            <w:tcW w:type="dxa" w:w="2749"/>
+            <w:shd w:fill="D9E2F3" w:val="clear"/>
+            <w:tcMar>
+              <w:top w:type="dxa" w:w="60"/>
+              <w:left w:type="dxa" w:w="90"/>
+              <w:bottom w:type="dxa" w:w="60"/>
+              <w:right w:type="dxa" w:w="90"/>
+            </w:tcMar>
+          </w:tcPr>
+          <w:p>
+            <w:r>
+              <w:rPr>
+                <w:b/>
+                <w:bCs/>
+                <w:sz w:val="20"/>
+                <w:szCs w:val="20"/>
+              </w:rPr>
+              <w:t xml:space="preserve">Clan Stewards</w:t>
+            </w:r>
+          </w:p>
+        </w:tc>
+        <w:tc>
+          <w:tcPr>
+            <w:tcW w:type="dxa" w:w="1833"/>
+            <w:shd w:fill="D9E2F3" w:val="clear"/>
+            <w:tcMar>
+              <w:top w:type="dxa" w:w="60"/>
+              <w:left w:type="dxa" w:w="90"/>
+              <w:bottom w:type="dxa" w:w="60"/>
+              <w:right w:type="dxa" w:w="90"/>
+            </w:tcMar>
+          </w:tcPr>
+          <w:p>
+            <w:r>
+              <w:rPr>
+                <w:b/>
+                <w:bCs/>
+                <w:sz w:val="20"/>
+                <w:szCs w:val="20"/>
+              </w:rPr>
+              <w:t xml:space="preserve">Walked (km)</w:t>
+            </w:r>
+          </w:p>
+        </w:tc>
+        <w:tc>
+          <w:tcPr>
+            <w:tcW w:type="dxa" w:w="1833"/>
+            <w:shd w:fill="D9E2F3" w:val="clear"/>
+            <w:tcMar>
+              <w:top w:type="dxa" w:w="60"/>
+              <w:left w:type="dxa" w:w="90"/>
+              <w:bottom w:type="dxa" w:w="60"/>
+              <w:right w:type="dxa" w:w="90"/>
+            </w:tcMar>
+          </w:tcPr>
+          <w:p>
+            <w:r>
+              <w:rPr>
+                <w:b/>
+                <w:bCs/>
+                <w:sz w:val="20"/>
+                <w:szCs w:val="20"/>
+              </w:rPr>
+              <w:t xml:space="preserve">Pieces</w:t>
+            </w:r>
+          </w:p>
+        </w:tc>
+        <w:tc>
+          <w:tcPr>
+            <w:tcW w:type="dxa" w:w="1833"/>
+            <w:shd w:fill="D9E2F3" w:val="clear"/>
+            <w:tcMar>
+              <w:top w:type="dxa" w:w="60"/>
+              <w:left w:type="dxa" w:w="90"/>
+              <w:bottom w:type="dxa" w:w="60"/>
+              <w:right w:type="dxa" w:w="90"/>
+            </w:tcMar>
+          </w:tcPr>
+          <w:p>
+            <w:r>
+              <w:rPr>
+                <w:b/>
+                <w:bCs/>
+                <w:sz w:val="20"/>
+                <w:szCs w:val="20"/>
+              </w:rPr>
+              <w:t xml:space="preserve">Parcels</w:t>
+            </w:r>
+          </w:p>
+        </w:tc>
+        <w:tc>
+          <w:tcPr>
+            <w:tcW w:type="dxa" w:w="1833"/>
+            <w:shd w:fill="D9E2F3" w:val="clear"/>
+            <w:tcMar>
+              <w:top w:type="dxa" w:w="60"/>
+              <w:left w:type="dxa" w:w="90"/>
+              <w:bottom w:type="dxa" w:w="60"/>
+              <w:right w:type="dxa" w:w="90"/>
+            </w:tcMar>
+          </w:tcPr>
+          <w:p>
+            <w:r>
+              <w:rPr>
+                <w:b/>
+                <w:bCs/>
+                <w:sz w:val="20"/>
+                <w:szCs w:val="20"/>
+              </w:rPr>
+              <w:t xml:space="preserve">Area (ha)</w:t>
+            </w:r>
+          </w:p>
+        </w:tc>
+      </w:tr>
+      <w:tr>
+        <w:tc>
+          <w:tcPr>
+            <w:tcW w:type="dxa" w:w="2749"/>
+            <w:tcMar>
+              <w:top w:type="dxa" w:w="60"/>
+              <w:left w:type="dxa" w:w="90"/>
+              <w:bottom w:type="dxa" w:w="60"/>
+              <w:right w:type="dxa" w:w="90"/>
+            </w:tcMar>
+          </w:tcPr>
+          <w:p>
+            <w:r>
+              <w:rPr>
+                <w:b w:val="false"/>
+                <w:bCs w:val="false"/>
+                <w:sz w:val="20"/>
+                <w:szCs w:val="20"/>
+              </w:rPr>
+              <w:t xml:space="preserve">2</w:t>
+            </w:r>
+          </w:p>
+        </w:tc>
+        <w:tc>
+          <w:tcPr>
+            <w:tcW w:type="dxa" w:w="1833"/>
+            <w:tcMar>
+              <w:top w:type="dxa" w:w="60"/>
+              <w:left w:type="dxa" w:w="90"/>
+              <w:bottom w:type="dxa" w:w="60"/>
+              <w:right w:type="dxa" w:w="90"/>
+            </w:tcMar>
+          </w:tcPr>
+          <w:p>
+            <w:r>
+              <w:rPr>
+                <w:b w:val="false"/>
+                <w:bCs w:val="false"/>
+                <w:sz w:val="20"/>
+                <w:szCs w:val="20"/>
+              </w:rPr>
+              <w:t xml:space="preserve">23.0</w:t>
+            </w:r>
+          </w:p>
+        </w:tc>
+        <w:tc>
+          <w:tcPr>
+            <w:tcW w:type="dxa" w:w="1833"/>
+            <w:tcMar>
+              <w:top w:type="dxa" w:w="60"/>
+              <w:left w:type="dxa" w:w="90"/>
+              <w:bottom w:type="dxa" w:w="60"/>
+              <w:right w:type="dxa" w:w="90"/>
+            </w:tcMar>
+          </w:tcPr>
+          <w:p>
+            <w:r>
+              <w:rPr>
+                <w:b w:val="false"/>
+                <w:bCs w:val="false"/>
+                <w:sz w:val="20"/>
+                <w:szCs w:val="20"/>
+              </w:rPr>
+              <w:t xml:space="preserve">1</w:t>
+            </w:r>
+          </w:p>
+        </w:tc>
+        <w:tc>
+          <w:tcPr>
+            <w:tcW w:type="dxa" w:w="1833"/>
+            <w:tcMar>
+              <w:top w:type="dxa" w:w="60"/>
+              <w:left w:type="dxa" w:w="90"/>
+              <w:bottom w:type="dxa" w:w="60"/>
+              <w:right w:type="dxa" w:w="90"/>
+            </w:tcMar>
+          </w:tcPr>
+          <w:p>
+            <w:r>
+              <w:rPr>
+                <w:b w:val="false"/>
+                <w:bCs w:val="false"/>
+                <w:sz w:val="20"/>
+                <w:szCs w:val="20"/>
+              </w:rPr>
+              <w:t xml:space="preserve">1</w:t>
+            </w:r>
+          </w:p>
+        </w:tc>
+        <w:tc>
+          <w:tcPr>
+            <w:tcW w:type="dxa" w:w="1833"/>
+            <w:tcMar>
+              <w:top w:type="dxa" w:w="60"/>
+              <w:left w:type="dxa" w:w="90"/>
+              <w:bottom w:type="dxa" w:w="60"/>
+              <w:right w:type="dxa" w:w="90"/>
+            </w:tcMar>
+          </w:tcPr>
+          <w:p>
+            <w:r>
+              <w:rPr>
+                <w:b w:val="false"/>
+                <w:bCs w:val="false"/>
+                <w:sz w:val="20"/>
+                <w:szCs w:val="20"/>
+              </w:rPr>
+              <w:t xml:space="preserve">345</w:t>
+            </w:r>
+          </w:p>
+        </w:tc>
+      </w:tr>
+    </w:tbl>
+    <w:p>
+      <w:r>
+        <w:rPr>
+          <w:b/>
+          <w:bCs/>
+          <w:sz w:val="21"/>
+          <w:szCs w:val="21"/>
+        </w:rPr>
+        <w:t xml:space="preserve">Clan Stewards</w:t>
+      </w:r>
+    </w:p>
+    <w:tbl>
+      <w:tblPr>
+        <w:tblW w:type="dxa" w:w="10080"/>
+        <w:tblBorders>
+          <w:top w:val="single" w:color="auto" w:sz="4"/>
+          <w:left w:val="single" w:color="auto" w:sz="4"/>
+          <w:bottom w:val="single" w:color="auto" w:sz="4"/>
+          <w:right w:val="single" w:color="auto" w:sz="4"/>
+          <w:insideH w:val="single" w:color="auto" w:sz="4"/>
+          <w:insideV w:val="single" w:color="auto" w:sz="4"/>
+        </w:tblBorders>
+      </w:tblPr>
+      <w:tblGrid>
+        <w:gridCol w:w="2520"/>
+        <w:gridCol w:w="1260"/>
+        <w:gridCol w:w="1260"/>
+        <w:gridCol w:w="1890"/>
+        <w:gridCol w:w="1890"/>
+        <w:gridCol w:w="1260"/>
+      </w:tblGrid>
+      <w:tr>
+        <w:trPr>
+          <w:tblHeader/>
+        </w:trPr>
+        <w:tc>
+          <w:tcPr>
+            <w:tcW w:type="dxa" w:w="2520"/>
+            <w:shd w:fill="D9E2F3" w:val="clear"/>
+            <w:tcMar>
+              <w:top w:type="dxa" w:w="60"/>
+              <w:left w:type="dxa" w:w="90"/>
+              <w:bottom w:type="dxa" w:w="60"/>
+              <w:right w:type="dxa" w:w="90"/>
+            </w:tcMar>
+          </w:tcPr>
+          <w:p>
+            <w:r>
+              <w:rPr>
+                <w:b/>
+                <w:bCs/>
+                <w:sz w:val="20"/>
+                <w:szCs w:val="20"/>
+              </w:rPr>
+              <w:t xml:space="preserve">Clan Steward</w:t>
+            </w:r>
+          </w:p>
+        </w:tc>
+        <w:tc>
+          <w:tcPr>
+            <w:tcW w:type="dxa" w:w="1260"/>
+            <w:shd w:fill="D9E2F3" w:val="clear"/>
+            <w:tcMar>
+              <w:top w:type="dxa" w:w="60"/>
+              <w:left w:type="dxa" w:w="90"/>
+              <w:bottom w:type="dxa" w:w="60"/>
+              <w:right w:type="dxa" w:w="90"/>
+            </w:tcMar>
+          </w:tcPr>
+          <w:p>
+            <w:r>
+              <w:rPr>
+                <w:b/>
+                <w:bCs/>
+                <w:sz w:val="20"/>
+                <w:szCs w:val="20"/>
+              </w:rPr>
+              <w:t xml:space="preserve">Tracks</w:t>
+            </w:r>
+          </w:p>
+        </w:tc>
+        <w:tc>
+          <w:tcPr>
+            <w:tcW w:type="dxa" w:w="1260"/>
+            <w:shd w:fill="D9E2F3" w:val="clear"/>
+            <w:tcMar>
+              <w:top w:type="dxa" w:w="60"/>
+              <w:left w:type="dxa" w:w="90"/>
+              <w:bottom w:type="dxa" w:w="60"/>
+              <w:right w:type="dxa" w:w="90"/>
+            </w:tcMar>
+          </w:tcPr>
+          <w:p>
+            <w:r>
+              <w:rPr>
+                <w:b/>
+                <w:bCs/>
+                <w:sz w:val="20"/>
+                <w:szCs w:val="20"/>
+              </w:rPr>
+              <w:t xml:space="preserve">Days</w:t>
+            </w:r>
+          </w:p>
+        </w:tc>
+        <w:tc>
+          <w:tcPr>
+            <w:tcW w:type="dxa" w:w="1890"/>
+            <w:shd w:fill="D9E2F3" w:val="clear"/>
+            <w:tcMar>
+              <w:top w:type="dxa" w:w="60"/>
+              <w:left w:type="dxa" w:w="90"/>
+              <w:bottom w:type="dxa" w:w="60"/>
+              <w:right w:type="dxa" w:w="90"/>
+            </w:tcMar>
+          </w:tcPr>
+          <w:p>
+            <w:r>
+              <w:rPr>
+                <w:b/>
+                <w:bCs/>
+                <w:sz w:val="20"/>
+                <w:szCs w:val="20"/>
+              </w:rPr>
+              <w:t xml:space="preserve">First</w:t>
+            </w:r>
+          </w:p>
+        </w:tc>
+        <w:tc>
+          <w:tcPr>
+            <w:tcW w:type="dxa" w:w="1890"/>
+            <w:shd w:fill="D9E2F3" w:val="clear"/>
+            <w:tcMar>
+              <w:top w:type="dxa" w:w="60"/>
+              <w:left w:type="dxa" w:w="90"/>
+              <w:bottom w:type="dxa" w:w="60"/>
+              <w:right w:type="dxa" w:w="90"/>
+            </w:tcMar>
+          </w:tcPr>
+          <w:p>
+            <w:r>
+              <w:rPr>
+                <w:b/>
+                <w:bCs/>
+                <w:sz w:val="20"/>
+                <w:szCs w:val="20"/>
+              </w:rPr>
+              <w:t xml:space="preserve">Last</w:t>
+            </w:r>
+          </w:p>
+        </w:tc>
+        <w:tc>
+          <w:tcPr>
+            <w:tcW w:type="dxa" w:w="1260"/>
+            <w:shd w:fill="D9E2F3" w:val="clear"/>
+            <w:tcMar>
+              <w:top w:type="dxa" w:w="60"/>
+              <w:left w:type="dxa" w:w="90"/>
+              <w:bottom w:type="dxa" w:w="60"/>
+              <w:right w:type="dxa" w:w="90"/>
+            </w:tcMar>
+          </w:tcPr>
+          <w:p>
+            <w:r>
+              <w:rPr>
+                <w:b/>
+                <w:bCs/>
+                <w:sz w:val="20"/>
+                <w:szCs w:val="20"/>
+              </w:rPr>
+              <w:t xml:space="preserve">Walked (km)</w:t>
+            </w:r>
+          </w:p>
+        </w:tc>
+      </w:tr>
+      <w:tr>
+        <w:tc>
+          <w:tcPr>
+            <w:tcW w:type="dxa" w:w="2520"/>
+            <w:tcMar>
+              <w:top w:type="dxa" w:w="60"/>
+              <w:left w:type="dxa" w:w="90"/>
+              <w:bottom w:type="dxa" w:w="60"/>
+              <w:right w:type="dxa" w:w="90"/>
+            </w:tcMar>
+          </w:tcPr>
+          <w:p>
+            <w:r>
+              <w:rPr>
+                <w:b w:val="false"/>
+                <w:bCs w:val="false"/>
+                <w:sz w:val="20"/>
+                <w:szCs w:val="20"/>
+              </w:rPr>
+              <w:t xml:space="preserve">Solomon Makanisa</w:t>
+            </w:r>
+          </w:p>
+        </w:tc>
+        <w:tc>
+          <w:tcPr>
+            <w:tcW w:type="dxa" w:w="1260"/>
+            <w:tcMar>
+              <w:top w:type="dxa" w:w="60"/>
+              <w:left w:type="dxa" w:w="90"/>
+              <w:bottom w:type="dxa" w:w="60"/>
+              <w:right w:type="dxa" w:w="90"/>
+            </w:tcMar>
+          </w:tcPr>
+          <w:p>
+            <w:r>
+              <w:rPr>
+                <w:b w:val="false"/>
+                <w:bCs w:val="false"/>
+                <w:sz w:val="20"/>
+                <w:szCs w:val="20"/>
+              </w:rPr>
+              <w:t xml:space="preserve">5</w:t>
+            </w:r>
+          </w:p>
+        </w:tc>
+        <w:tc>
+          <w:tcPr>
+            <w:tcW w:type="dxa" w:w="1260"/>
+            <w:tcMar>
+              <w:top w:type="dxa" w:w="60"/>
+              <w:left w:type="dxa" w:w="90"/>
+              <w:bottom w:type="dxa" w:w="60"/>
+              <w:right w:type="dxa" w:w="90"/>
+            </w:tcMar>
+          </w:tcPr>
+          <w:p>
+            <w:r>
+              <w:rPr>
+                <w:b w:val="false"/>
+                <w:bCs w:val="false"/>
+                <w:sz w:val="20"/>
+                <w:szCs w:val="20"/>
+              </w:rPr>
+              <w:t xml:space="preserve">3</w:t>
+            </w:r>
+          </w:p>
+        </w:tc>
+        <w:tc>
+          <w:tcPr>
+            <w:tcW w:type="dxa" w:w="1890"/>
+            <w:tcMar>
+              <w:top w:type="dxa" w:w="60"/>
+              <w:left w:type="dxa" w:w="90"/>
+              <w:bottom w:type="dxa" w:w="60"/>
+              <w:right w:type="dxa" w:w="90"/>
+            </w:tcMar>
+          </w:tcPr>
+          <w:p>
+            <w:r>
+              <w:rPr>
+                <w:b w:val="false"/>
+                <w:bCs w:val="false"/>
+                <w:sz w:val="20"/>
+                <w:szCs w:val="20"/>
+              </w:rPr>
+              <w:t xml:space="preserve">2026-06-22</w:t>
+            </w:r>
+          </w:p>
+        </w:tc>
+        <w:tc>
+          <w:tcPr>
+            <w:tcW w:type="dxa" w:w="1890"/>
+            <w:tcMar>
+              <w:top w:type="dxa" w:w="60"/>
+              <w:left w:type="dxa" w:w="90"/>
+              <w:bottom w:type="dxa" w:w="60"/>
+              <w:right w:type="dxa" w:w="90"/>
+            </w:tcMar>
+          </w:tcPr>
+          <w:p>
+            <w:r>
+              <w:rPr>
+                <w:b w:val="false"/>
+                <w:bCs w:val="false"/>
+                <w:sz w:val="20"/>
+                <w:szCs w:val="20"/>
+              </w:rPr>
+              <w:t xml:space="preserve">2026-06-25</w:t>
+            </w:r>
+          </w:p>
+        </w:tc>
+        <w:tc>
+          <w:tcPr>
+            <w:tcW w:type="dxa" w:w="1260"/>
+            <w:tcMar>
+              <w:top w:type="dxa" w:w="60"/>
+              <w:left w:type="dxa" w:w="90"/>
+              <w:bottom w:type="dxa" w:w="60"/>
+              <w:right w:type="dxa" w:w="90"/>
+            </w:tcMar>
+          </w:tcPr>
+          <w:p>
+            <w:r>
+              <w:rPr>
+                <w:b w:val="false"/>
+                <w:bCs w:val="false"/>
+                <w:sz w:val="20"/>
+                <w:szCs w:val="20"/>
+              </w:rPr>
+              <w:t xml:space="preserve">18.1</w:t>
+            </w:r>
+          </w:p>
+        </w:tc>
+      </w:tr>
+      <w:tr>
+        <w:tc>
+          <w:tcPr>
+            <w:tcW w:type="dxa" w:w="2520"/>
+            <w:shd w:fill="F2F2F2" w:val="clear"/>
+            <w:tcMar>
+              <w:top w:type="dxa" w:w="60"/>
+              <w:left w:type="dxa" w:w="90"/>
+              <w:bottom w:type="dxa" w:w="60"/>
+              <w:right w:type="dxa" w:w="90"/>
+            </w:tcMar>
+          </w:tcPr>
+          <w:p>
+            <w:r>
+              <w:rPr>
+                <w:b w:val="false"/>
+                <w:bCs w:val="false"/>
+                <w:sz w:val="20"/>
+                <w:szCs w:val="20"/>
+              </w:rPr>
+              <w:t xml:space="preserve">Lenard Urami</w:t>
+            </w:r>
+          </w:p>
+        </w:tc>
+        <w:tc>
+          <w:tcPr>
+            <w:tcW w:type="dxa" w:w="1260"/>
+            <w:shd w:fill="F2F2F2" w:val="clear"/>
+            <w:tcMar>
+              <w:top w:type="dxa" w:w="60"/>
+              <w:left w:type="dxa" w:w="90"/>
+              <w:bottom w:type="dxa" w:w="60"/>
+              <w:right w:type="dxa" w:w="90"/>
+            </w:tcMar>
+          </w:tcPr>
+          <w:p>
+            <w:r>
+              <w:rPr>
+                <w:b w:val="false"/>
+                <w:bCs w:val="false"/>
+                <w:sz w:val="20"/>
+                <w:szCs w:val="20"/>
+              </w:rPr>
+              <w:t xml:space="preserve">2</w:t>
+            </w:r>
+          </w:p>
+        </w:tc>
+        <w:tc>
+          <w:tcPr>
+            <w:tcW w:type="dxa" w:w="1260"/>
+            <w:shd w:fill="F2F2F2" w:val="clear"/>
+            <w:tcMar>
+              <w:top w:type="dxa" w:w="60"/>
+              <w:left w:type="dxa" w:w="90"/>
+              <w:bottom w:type="dxa" w:w="60"/>
+              <w:right w:type="dxa" w:w="90"/>
+            </w:tcMar>
+          </w:tcPr>
+          <w:p>
+            <w:r>
+              <w:rPr>
+                <w:b w:val="false"/>
+                <w:bCs w:val="false"/>
+                <w:sz w:val="20"/>
+                <w:szCs w:val="20"/>
+              </w:rPr>
+              <w:t xml:space="preserve">2</w:t>
+            </w:r>
+          </w:p>
+        </w:tc>
+        <w:tc>
+          <w:tcPr>
+            <w:tcW w:type="dxa" w:w="1890"/>
+            <w:shd w:fill="F2F2F2" w:val="clear"/>
+            <w:tcMar>
+              <w:top w:type="dxa" w:w="60"/>
+              <w:left w:type="dxa" w:w="90"/>
+              <w:bottom w:type="dxa" w:w="60"/>
+              <w:right w:type="dxa" w:w="90"/>
+            </w:tcMar>
+          </w:tcPr>
+          <w:p>
+            <w:r>
+              <w:rPr>
+                <w:b w:val="false"/>
+                <w:bCs w:val="false"/>
+                <w:sz w:val="20"/>
+                <w:szCs w:val="20"/>
+              </w:rPr>
+              <w:t xml:space="preserve">2026-06-22</w:t>
+            </w:r>
+          </w:p>
+        </w:tc>
+        <w:tc>
+          <w:tcPr>
+            <w:tcW w:type="dxa" w:w="1890"/>
+            <w:shd w:fill="F2F2F2" w:val="clear"/>
+            <w:tcMar>
+              <w:top w:type="dxa" w:w="60"/>
+              <w:left w:type="dxa" w:w="90"/>
+              <w:bottom w:type="dxa" w:w="60"/>
+              <w:right w:type="dxa" w:w="90"/>
+            </w:tcMar>
+          </w:tcPr>
+          <w:p>
+            <w:r>
+              <w:rPr>
+                <w:b w:val="false"/>
+                <w:bCs w:val="false"/>
+                <w:sz w:val="20"/>
+                <w:szCs w:val="20"/>
+              </w:rPr>
+              <w:t xml:space="preserve">2026-06-23</w:t>
+            </w:r>
+          </w:p>
+        </w:tc>
+        <w:tc>
+          <w:tcPr>
+            <w:tcW w:type="dxa" w:w="1260"/>
+            <w:shd w:fill="F2F2F2" w:val="clear"/>
+            <w:tcMar>
+              <w:top w:type="dxa" w:w="60"/>
+              <w:left w:type="dxa" w:w="90"/>
+              <w:bottom w:type="dxa" w:w="60"/>
+              <w:right w:type="dxa" w:w="90"/>
+            </w:tcMar>
+          </w:tcPr>
+          <w:p>
+            <w:r>
+              <w:rPr>
+                <w:b w:val="false"/>
+                <w:bCs w:val="false"/>
+                <w:sz w:val="20"/>
+                <w:szCs w:val="20"/>
+              </w:rPr>
+              <w:t xml:space="preserve">4.9</w:t>
+            </w:r>
+          </w:p>
+        </w:tc>
+      </w:tr>
+    </w:tbl>
+    <w:p>
+      <w:r>
+        <w:rPr>
+          <w:b/>
+          <w:bCs/>
+          <w:sz w:val="21"/>
+          <w:szCs w:val="21"/>
+        </w:rPr>
+        <w:t xml:space="preserve">Sacred sites</w:t>
+      </w:r>
+    </w:p>
+    <w:p>
+      <w:r>
+        <w:rPr>
+          <w:sz w:val="21"/>
+          <w:szCs w:val="21"/>
+        </w:rPr>
+        <w:t xml:space="preserve">None recorded.</w:t>
+      </w:r>
+    </w:p>
+    <w:p>
+      <w:pPr>
+        <w:jc w:val="center"/>
+      </w:pPr>
+      <w:r>
+        <w:drawing>
+          <wp:inline distT="0" distB="0" distL="0" distR="0">
+            <wp:extent cx="3876675" cy="6286500"/>
+            <wp:effectExtent t="0" r="0" b="0" l="0"/>
+            <wp:docPr id="3" name="" descr="" title=""/>
+            <wp:cNvGraphicFramePr>
+              <a:graphicFrameLocks xmlns:a="http://schemas.openxmlformats.org/drawingml/2006/main" noChangeAspect="1"/>
+            </wp:cNvGraphicFramePr>
+            <a:graphic xmlns:a="http://schemas.openxmlformats.org/drawingml/2006/main">
+              <a:graphicData uri="http://schemas.openxmlformats.org/drawingml/2006/picture">
+                <pic:pic xmlns:pic="http://schemas.openxmlformats.org/drawingml/2006/picture">
+                  <pic:nvPicPr>
+                    <pic:cNvPr id="0" name="" descr=""/>
+                    <pic:cNvPicPr>
+                      <a:picLocks noChangeAspect="1" noChangeArrowheads="1"/>
+                    </pic:cNvPicPr>
+                  </pic:nvPicPr>
+                  <pic:blipFill>
+                    <a:blip r:embed="rId10" cstate="none"/>
+                    <a:srcRect/>
+                    <a:stretch>
+                      <a:fillRect/>
+                    </a:stretch>
+                  </pic:blipFill>
+                  <pic:spPr bwMode="auto">
+                    <a:xfrm>
+                      <a:off x="0" y="0"/>
+                      <a:ext cx="3876675" cy="6286500"/>
+                    </a:xfrm>
+                    <a:prstGeom prst="rect">
+                      <a:avLst/>
+                    </a:prstGeom>
+                  </pic:spPr>
+                </pic:pic>
+              </a:graphicData>
+            </a:graphic>
+          </wp:inline>
+        </w:drawing>
+      </w:r>
+    </w:p>
+    <w:p>
+      <w:r>
+        <w:rPr>
+          <w:sz w:val="21"/>
+          <w:szCs w:val="21"/>
+        </w:rPr>
+        <w:t xml:space="preserve">345 ha, measured from 23.0 km walked. Nothing in this boundary was inferred.</w:t>
+      </w:r>
+    </w:p>
+    <w:p>
+      <w:r>
+        <w:br w:type="page"/>
+      </w:r>
+    </w:p>
+    <w:p>
+      <w:pPr>
+        <w:pStyle w:val="Heading1"/>
+      </w:pPr>
+      <w:r>
+        <w:t xml:space="preserve">Majanko</w:t>
+      </w:r>
+    </w:p>
+    <w:p>
+      <w:pPr>
+        <w:spacing w:after="120" w:before="60"/>
+      </w:pPr>
+      <w:r>
+        <w:rPr>
+          <w:i/>
+          <w:iCs/>
+          <w:color w:val="595959"/>
+          <w:sz w:val="19"/>
+          <w:szCs w:val="19"/>
+        </w:rPr>
+        <w:t xml:space="preserve">Zone 2  ·  version 1.15, 16 October 2026</w:t>
+      </w:r>
+    </w:p>
+    <w:tbl>
+      <w:tblPr>
+        <w:tblW w:type="dxa" w:w="10080"/>
+        <w:tblBorders>
+          <w:top w:val="single" w:color="auto" w:sz="4"/>
+          <w:left w:val="single" w:color="auto" w:sz="4"/>
+          <w:bottom w:val="single" w:color="auto" w:sz="4"/>
+          <w:right w:val="single" w:color="auto" w:sz="4"/>
+          <w:insideH w:val="single" w:color="auto" w:sz="4"/>
+          <w:insideV w:val="single" w:color="auto" w:sz="4"/>
+        </w:tblBorders>
+      </w:tblPr>
+      <w:tblGrid>
+        <w:gridCol w:w="2749"/>
+        <w:gridCol w:w="1833"/>
+        <w:gridCol w:w="1833"/>
+        <w:gridCol w:w="1833"/>
+        <w:gridCol w:w="1833"/>
+      </w:tblGrid>
+      <w:tr>
+        <w:trPr>
+          <w:tblHeader/>
+        </w:trPr>
+        <w:tc>
+          <w:tcPr>
+            <w:tcW w:type="dxa" w:w="2749"/>
+            <w:shd w:fill="D9E2F3" w:val="clear"/>
+            <w:tcMar>
+              <w:top w:type="dxa" w:w="60"/>
+              <w:left w:type="dxa" w:w="90"/>
+              <w:bottom w:type="dxa" w:w="60"/>
+              <w:right w:type="dxa" w:w="90"/>
+            </w:tcMar>
+          </w:tcPr>
+          <w:p>
+            <w:r>
+              <w:rPr>
+                <w:b/>
+                <w:bCs/>
+                <w:sz w:val="20"/>
+                <w:szCs w:val="20"/>
+              </w:rPr>
+              <w:t xml:space="preserve">Clan Stewards</w:t>
+            </w:r>
+          </w:p>
+        </w:tc>
+        <w:tc>
+          <w:tcPr>
+            <w:tcW w:type="dxa" w:w="1833"/>
+            <w:shd w:fill="D9E2F3" w:val="clear"/>
+            <w:tcMar>
+              <w:top w:type="dxa" w:w="60"/>
+              <w:left w:type="dxa" w:w="90"/>
+              <w:bottom w:type="dxa" w:w="60"/>
+              <w:right w:type="dxa" w:w="90"/>
+            </w:tcMar>
+          </w:tcPr>
+          <w:p>
+            <w:r>
+              <w:rPr>
+                <w:b/>
+                <w:bCs/>
+                <w:sz w:val="20"/>
+                <w:szCs w:val="20"/>
+              </w:rPr>
+              <w:t xml:space="preserve">Walked (km)</w:t>
+            </w:r>
+          </w:p>
+        </w:tc>
+        <w:tc>
+          <w:tcPr>
+            <w:tcW w:type="dxa" w:w="1833"/>
+            <w:shd w:fill="D9E2F3" w:val="clear"/>
+            <w:tcMar>
+              <w:top w:type="dxa" w:w="60"/>
+              <w:left w:type="dxa" w:w="90"/>
+              <w:bottom w:type="dxa" w:w="60"/>
+              <w:right w:type="dxa" w:w="90"/>
+            </w:tcMar>
+          </w:tcPr>
+          <w:p>
+            <w:r>
+              <w:rPr>
+                <w:b/>
+                <w:bCs/>
+                <w:sz w:val="20"/>
+                <w:szCs w:val="20"/>
+              </w:rPr>
+              <w:t xml:space="preserve">Pieces</w:t>
+            </w:r>
+          </w:p>
+        </w:tc>
+        <w:tc>
+          <w:tcPr>
+            <w:tcW w:type="dxa" w:w="1833"/>
+            <w:shd w:fill="D9E2F3" w:val="clear"/>
+            <w:tcMar>
+              <w:top w:type="dxa" w:w="60"/>
+              <w:left w:type="dxa" w:w="90"/>
+              <w:bottom w:type="dxa" w:w="60"/>
+              <w:right w:type="dxa" w:w="90"/>
+            </w:tcMar>
+          </w:tcPr>
+          <w:p>
+            <w:r>
+              <w:rPr>
+                <w:b/>
+                <w:bCs/>
+                <w:sz w:val="20"/>
+                <w:szCs w:val="20"/>
+              </w:rPr>
+              <w:t xml:space="preserve">Parcels</w:t>
+            </w:r>
+          </w:p>
+        </w:tc>
+        <w:tc>
+          <w:tcPr>
+            <w:tcW w:type="dxa" w:w="1833"/>
+            <w:shd w:fill="D9E2F3" w:val="clear"/>
+            <w:tcMar>
+              <w:top w:type="dxa" w:w="60"/>
+              <w:left w:type="dxa" w:w="90"/>
+              <w:bottom w:type="dxa" w:w="60"/>
+              <w:right w:type="dxa" w:w="90"/>
+            </w:tcMar>
+          </w:tcPr>
+          <w:p>
+            <w:r>
+              <w:rPr>
+                <w:b/>
+                <w:bCs/>
+                <w:sz w:val="20"/>
+                <w:szCs w:val="20"/>
+              </w:rPr>
+              <w:t xml:space="preserve">Area (ha)</w:t>
+            </w:r>
+          </w:p>
+        </w:tc>
+      </w:tr>
+      <w:tr>
+        <w:tc>
+          <w:tcPr>
+            <w:tcW w:type="dxa" w:w="2749"/>
+            <w:tcMar>
+              <w:top w:type="dxa" w:w="60"/>
+              <w:left w:type="dxa" w:w="90"/>
+              <w:bottom w:type="dxa" w:w="60"/>
+              <w:right w:type="dxa" w:w="90"/>
+            </w:tcMar>
+          </w:tcPr>
+          <w:p>
+            <w:r>
+              <w:rPr>
+                <w:b w:val="false"/>
+                <w:bCs w:val="false"/>
+                <w:sz w:val="20"/>
+                <w:szCs w:val="20"/>
+              </w:rPr>
+              <w:t xml:space="preserve">1</w:t>
+            </w:r>
+          </w:p>
+        </w:tc>
+        <w:tc>
+          <w:tcPr>
+            <w:tcW w:type="dxa" w:w="1833"/>
+            <w:tcMar>
+              <w:top w:type="dxa" w:w="60"/>
+              <w:left w:type="dxa" w:w="90"/>
+              <w:bottom w:type="dxa" w:w="60"/>
+              <w:right w:type="dxa" w:w="90"/>
+            </w:tcMar>
+          </w:tcPr>
+          <w:p>
+            <w:r>
+              <w:rPr>
+                <w:b w:val="false"/>
+                <w:bCs w:val="false"/>
+                <w:sz w:val="20"/>
+                <w:szCs w:val="20"/>
+              </w:rPr>
+              <w:t xml:space="preserve">7.5</w:t>
+            </w:r>
+          </w:p>
+        </w:tc>
+        <w:tc>
+          <w:tcPr>
+            <w:tcW w:type="dxa" w:w="1833"/>
+            <w:tcMar>
+              <w:top w:type="dxa" w:w="60"/>
+              <w:left w:type="dxa" w:w="90"/>
+              <w:bottom w:type="dxa" w:w="60"/>
+              <w:right w:type="dxa" w:w="90"/>
+            </w:tcMar>
+          </w:tcPr>
+          <w:p>
+            <w:r>
+              <w:rPr>
+                <w:b w:val="false"/>
+                <w:bCs w:val="false"/>
+                <w:sz w:val="20"/>
+                <w:szCs w:val="20"/>
+              </w:rPr>
+              <w:t xml:space="preserve">1</w:t>
+            </w:r>
+          </w:p>
+        </w:tc>
+        <w:tc>
+          <w:tcPr>
+            <w:tcW w:type="dxa" w:w="1833"/>
+            <w:tcMar>
+              <w:top w:type="dxa" w:w="60"/>
+              <w:left w:type="dxa" w:w="90"/>
+              <w:bottom w:type="dxa" w:w="60"/>
+              <w:right w:type="dxa" w:w="90"/>
+            </w:tcMar>
+          </w:tcPr>
+          <w:p>
+            <w:r>
+              <w:rPr>
+                <w:b w:val="false"/>
+                <w:bCs w:val="false"/>
+                <w:sz w:val="20"/>
+                <w:szCs w:val="20"/>
+              </w:rPr>
+              <w:t xml:space="preserve">1</w:t>
+            </w:r>
+          </w:p>
+        </w:tc>
+        <w:tc>
+          <w:tcPr>
+            <w:tcW w:type="dxa" w:w="1833"/>
+            <w:tcMar>
+              <w:top w:type="dxa" w:w="60"/>
+              <w:left w:type="dxa" w:w="90"/>
+              <w:bottom w:type="dxa" w:w="60"/>
+              <w:right w:type="dxa" w:w="90"/>
+            </w:tcMar>
+          </w:tcPr>
+          <w:p>
+            <w:r>
+              <w:rPr>
+                <w:b w:val="false"/>
+                <w:bCs w:val="false"/>
+                <w:sz w:val="20"/>
+                <w:szCs w:val="20"/>
+              </w:rPr>
+              <w:t xml:space="preserve">276</w:t>
+            </w:r>
+          </w:p>
+        </w:tc>
+      </w:tr>
+    </w:tbl>
+    <w:p>
+      <w:r>
+        <w:rPr>
+          <w:b/>
+          <w:bCs/>
+          <w:sz w:val="21"/>
+          <w:szCs w:val="21"/>
+        </w:rPr>
+        <w:t xml:space="preserve">Clan Stewards</w:t>
+      </w:r>
+    </w:p>
+    <w:tbl>
+      <w:tblPr>
+        <w:tblW w:type="dxa" w:w="10080"/>
+        <w:tblBorders>
+          <w:top w:val="single" w:color="auto" w:sz="4"/>
+          <w:left w:val="single" w:color="auto" w:sz="4"/>
+          <w:bottom w:val="single" w:color="auto" w:sz="4"/>
+          <w:right w:val="single" w:color="auto" w:sz="4"/>
+          <w:insideH w:val="single" w:color="auto" w:sz="4"/>
+          <w:insideV w:val="single" w:color="auto" w:sz="4"/>
+        </w:tblBorders>
+      </w:tblPr>
+      <w:tblGrid>
+        <w:gridCol w:w="2520"/>
+        <w:gridCol w:w="1260"/>
+        <w:gridCol w:w="1260"/>
+        <w:gridCol w:w="1890"/>
+        <w:gridCol w:w="1890"/>
+        <w:gridCol w:w="1260"/>
+      </w:tblGrid>
+      <w:tr>
+        <w:trPr>
+          <w:tblHeader/>
+        </w:trPr>
+        <w:tc>
+          <w:tcPr>
+            <w:tcW w:type="dxa" w:w="2520"/>
+            <w:shd w:fill="D9E2F3" w:val="clear"/>
+            <w:tcMar>
+              <w:top w:type="dxa" w:w="60"/>
+              <w:left w:type="dxa" w:w="90"/>
+              <w:bottom w:type="dxa" w:w="60"/>
+              <w:right w:type="dxa" w:w="90"/>
+            </w:tcMar>
+          </w:tcPr>
+          <w:p>
+            <w:r>
+              <w:rPr>
+                <w:b/>
+                <w:bCs/>
+                <w:sz w:val="20"/>
+                <w:szCs w:val="20"/>
+              </w:rPr>
+              <w:t xml:space="preserve">Clan Steward</w:t>
+            </w:r>
+          </w:p>
+        </w:tc>
+        <w:tc>
+          <w:tcPr>
+            <w:tcW w:type="dxa" w:w="1260"/>
+            <w:shd w:fill="D9E2F3" w:val="clear"/>
+            <w:tcMar>
+              <w:top w:type="dxa" w:w="60"/>
+              <w:left w:type="dxa" w:w="90"/>
+              <w:bottom w:type="dxa" w:w="60"/>
+              <w:right w:type="dxa" w:w="90"/>
+            </w:tcMar>
+          </w:tcPr>
+          <w:p>
+            <w:r>
+              <w:rPr>
+                <w:b/>
+                <w:bCs/>
+                <w:sz w:val="20"/>
+                <w:szCs w:val="20"/>
+              </w:rPr>
+              <w:t xml:space="preserve">Tracks</w:t>
+            </w:r>
+          </w:p>
+        </w:tc>
+        <w:tc>
+          <w:tcPr>
+            <w:tcW w:type="dxa" w:w="1260"/>
+            <w:shd w:fill="D9E2F3" w:val="clear"/>
+            <w:tcMar>
+              <w:top w:type="dxa" w:w="60"/>
+              <w:left w:type="dxa" w:w="90"/>
+              <w:bottom w:type="dxa" w:w="60"/>
+              <w:right w:type="dxa" w:w="90"/>
+            </w:tcMar>
+          </w:tcPr>
+          <w:p>
+            <w:r>
+              <w:rPr>
+                <w:b/>
+                <w:bCs/>
+                <w:sz w:val="20"/>
+                <w:szCs w:val="20"/>
+              </w:rPr>
+              <w:t xml:space="preserve">Days</w:t>
+            </w:r>
+          </w:p>
+        </w:tc>
+        <w:tc>
+          <w:tcPr>
+            <w:tcW w:type="dxa" w:w="1890"/>
+            <w:shd w:fill="D9E2F3" w:val="clear"/>
+            <w:tcMar>
+              <w:top w:type="dxa" w:w="60"/>
+              <w:left w:type="dxa" w:w="90"/>
+              <w:bottom w:type="dxa" w:w="60"/>
+              <w:right w:type="dxa" w:w="90"/>
+            </w:tcMar>
+          </w:tcPr>
+          <w:p>
+            <w:r>
+              <w:rPr>
+                <w:b/>
+                <w:bCs/>
+                <w:sz w:val="20"/>
+                <w:szCs w:val="20"/>
+              </w:rPr>
+              <w:t xml:space="preserve">First</w:t>
+            </w:r>
+          </w:p>
+        </w:tc>
+        <w:tc>
+          <w:tcPr>
+            <w:tcW w:type="dxa" w:w="1890"/>
+            <w:shd w:fill="D9E2F3" w:val="clear"/>
+            <w:tcMar>
+              <w:top w:type="dxa" w:w="60"/>
+              <w:left w:type="dxa" w:w="90"/>
+              <w:bottom w:type="dxa" w:w="60"/>
+              <w:right w:type="dxa" w:w="90"/>
+            </w:tcMar>
+          </w:tcPr>
+          <w:p>
+            <w:r>
+              <w:rPr>
+                <w:b/>
+                <w:bCs/>
+                <w:sz w:val="20"/>
+                <w:szCs w:val="20"/>
+              </w:rPr>
+              <w:t xml:space="preserve">Last</w:t>
+            </w:r>
+          </w:p>
+        </w:tc>
+        <w:tc>
+          <w:tcPr>
+            <w:tcW w:type="dxa" w:w="1260"/>
+            <w:shd w:fill="D9E2F3" w:val="clear"/>
+            <w:tcMar>
+              <w:top w:type="dxa" w:w="60"/>
+              <w:left w:type="dxa" w:w="90"/>
+              <w:bottom w:type="dxa" w:w="60"/>
+              <w:right w:type="dxa" w:w="90"/>
+            </w:tcMar>
+          </w:tcPr>
+          <w:p>
+            <w:r>
+              <w:rPr>
+                <w:b/>
+                <w:bCs/>
+                <w:sz w:val="20"/>
+                <w:szCs w:val="20"/>
+              </w:rPr>
+              <w:t xml:space="preserve">Walked (km)</w:t>
+            </w:r>
+          </w:p>
+        </w:tc>
+      </w:tr>
+      <w:tr>
+        <w:tc>
+          <w:tcPr>
+            <w:tcW w:type="dxa" w:w="2520"/>
+            <w:tcMar>
+              <w:top w:type="dxa" w:w="60"/>
+              <w:left w:type="dxa" w:w="90"/>
+              <w:bottom w:type="dxa" w:w="60"/>
+              <w:right w:type="dxa" w:w="90"/>
+            </w:tcMar>
+          </w:tcPr>
+          <w:p>
+            <w:r>
+              <w:rPr>
+                <w:b w:val="false"/>
+                <w:bCs w:val="false"/>
+                <w:sz w:val="20"/>
+                <w:szCs w:val="20"/>
+              </w:rPr>
+              <w:t xml:space="preserve">Gilford Amakana</w:t>
+            </w:r>
+          </w:p>
+        </w:tc>
+        <w:tc>
+          <w:tcPr>
+            <w:tcW w:type="dxa" w:w="1260"/>
+            <w:tcMar>
+              <w:top w:type="dxa" w:w="60"/>
+              <w:left w:type="dxa" w:w="90"/>
+              <w:bottom w:type="dxa" w:w="60"/>
+              <w:right w:type="dxa" w:w="90"/>
+            </w:tcMar>
+          </w:tcPr>
+          <w:p>
+            <w:r>
+              <w:rPr>
+                <w:b w:val="false"/>
+                <w:bCs w:val="false"/>
+                <w:sz w:val="20"/>
+                <w:szCs w:val="20"/>
+              </w:rPr>
+              <w:t xml:space="preserve">4</w:t>
+            </w:r>
+          </w:p>
+        </w:tc>
+        <w:tc>
+          <w:tcPr>
+            <w:tcW w:type="dxa" w:w="1260"/>
+            <w:tcMar>
+              <w:top w:type="dxa" w:w="60"/>
+              <w:left w:type="dxa" w:w="90"/>
+              <w:bottom w:type="dxa" w:w="60"/>
+              <w:right w:type="dxa" w:w="90"/>
+            </w:tcMar>
+          </w:tcPr>
+          <w:p>
+            <w:r>
+              <w:rPr>
+                <w:b w:val="false"/>
+                <w:bCs w:val="false"/>
+                <w:sz w:val="20"/>
+                <w:szCs w:val="20"/>
+              </w:rPr>
+              <w:t xml:space="preserve">1</w:t>
+            </w:r>
+          </w:p>
+        </w:tc>
+        <w:tc>
+          <w:tcPr>
+            <w:tcW w:type="dxa" w:w="1890"/>
+            <w:tcMar>
+              <w:top w:type="dxa" w:w="60"/>
+              <w:left w:type="dxa" w:w="90"/>
+              <w:bottom w:type="dxa" w:w="60"/>
+              <w:right w:type="dxa" w:w="90"/>
+            </w:tcMar>
+          </w:tcPr>
+          <w:p>
+            <w:r>
+              <w:rPr>
+                <w:b w:val="false"/>
+                <w:bCs w:val="false"/>
+                <w:sz w:val="20"/>
+                <w:szCs w:val="20"/>
+              </w:rPr>
+              <w:t xml:space="preserve">2026-02-26</w:t>
+            </w:r>
+          </w:p>
+        </w:tc>
+        <w:tc>
+          <w:tcPr>
+            <w:tcW w:type="dxa" w:w="1890"/>
+            <w:tcMar>
+              <w:top w:type="dxa" w:w="60"/>
+              <w:left w:type="dxa" w:w="90"/>
+              <w:bottom w:type="dxa" w:w="60"/>
+              <w:right w:type="dxa" w:w="90"/>
+            </w:tcMar>
+          </w:tcPr>
+          <w:p>
+            <w:r>
+              <w:rPr>
+                <w:b w:val="false"/>
+                <w:bCs w:val="false"/>
+                <w:sz w:val="20"/>
+                <w:szCs w:val="20"/>
+              </w:rPr>
+              <w:t xml:space="preserve">2026-02-26</w:t>
+            </w:r>
+          </w:p>
+        </w:tc>
+        <w:tc>
+          <w:tcPr>
+            <w:tcW w:type="dxa" w:w="1260"/>
+            <w:tcMar>
+              <w:top w:type="dxa" w:w="60"/>
+              <w:left w:type="dxa" w:w="90"/>
+              <w:bottom w:type="dxa" w:w="60"/>
+              <w:right w:type="dxa" w:w="90"/>
+            </w:tcMar>
+          </w:tcPr>
+          <w:p>
+            <w:r>
+              <w:rPr>
+                <w:b w:val="false"/>
+                <w:bCs w:val="false"/>
+                <w:sz w:val="20"/>
+                <w:szCs w:val="20"/>
+              </w:rPr>
+              <w:t xml:space="preserve">7.5</w:t>
+            </w:r>
+          </w:p>
+        </w:tc>
+      </w:tr>
+    </w:tbl>
+    <w:p>
+      <w:r>
+        <w:rPr>
+          <w:b/>
+          <w:bCs/>
+          <w:sz w:val="21"/>
+          <w:szCs w:val="21"/>
+        </w:rPr>
+        <w:t xml:space="preserve">Sacred sites</w:t>
+      </w:r>
+    </w:p>
+    <w:p>
+      <w:r>
+        <w:rPr>
+          <w:sz w:val="21"/>
+          <w:szCs w:val="21"/>
+        </w:rPr>
+        <w:t xml:space="preserve">None recorded.</w:t>
+      </w:r>
+    </w:p>
+    <w:p>
+      <w:pPr>
+        <w:jc w:val="center"/>
+      </w:pPr>
+      <w:r>
+        <w:drawing>
+          <wp:inline distT="0" distB="0" distL="0" distR="0">
+            <wp:extent cx="5334000" cy="5257800"/>
+            <wp:effectExtent t="0" r="0" b="0" l="0"/>
+            <wp:docPr id="4" name="" descr="" title=""/>
+            <wp:cNvGraphicFramePr>
+              <a:graphicFrameLocks xmlns:a="http://schemas.openxmlformats.org/drawingml/2006/main" noChangeAspect="1"/>
+            </wp:cNvGraphicFramePr>
+            <a:graphic xmlns:a="http://schemas.openxmlformats.org/drawingml/2006/main">
+              <a:graphicData uri="http://schemas.openxmlformats.org/drawingml/2006/picture">
+                <pic:pic xmlns:pic="http://schemas.openxmlformats.org/drawingml/2006/picture">
+                  <pic:nvPicPr>
+                    <pic:cNvPr id="0" name="" descr=""/>
+                    <pic:cNvPicPr>
+                      <a:picLocks noChangeAspect="1" noChangeArrowheads="1"/>
+                    </pic:cNvPicPr>
+                  </pic:nvPicPr>
+                  <pic:blipFill>
+                    <a:blip r:embed="rId11" cstate="none"/>
+                    <a:srcRect/>
+                    <a:stretch>
+                      <a:fillRect/>
+                    </a:stretch>
+                  </pic:blipFill>
+                  <pic:spPr bwMode="auto">
+                    <a:xfrm>
+                      <a:off x="0" y="0"/>
+                      <a:ext cx="5334000" cy="5257800"/>
+                    </a:xfrm>
+                    <a:prstGeom prst="rect">
+                      <a:avLst/>
+                    </a:prstGeom>
+                  </pic:spPr>
+                </pic:pic>
+              </a:graphicData>
+            </a:graphic>
+          </wp:inline>
+        </w:drawing>
+      </w:r>
+    </w:p>
+    <w:p>
+      <w:r>
+        <w:rPr>
+          <w:sz w:val="21"/>
+          <w:szCs w:val="21"/>
+        </w:rPr>
+        <w:t xml:space="preserve">276 ha, measured from 7.5 km walked. Nothing in this boundary was inferred.</w:t>
+      </w:r>
+    </w:p>
+    <w:p>
+      <w:r>
+        <w:br w:type="page"/>
+      </w:r>
+    </w:p>
+    <w:p>
+      <w:pPr>
+        <w:pStyle w:val="Heading1"/>
+      </w:pPr>
+      <w:r>
+        <w:t xml:space="preserve">Murai (Z2)</w:t>
+      </w:r>
+    </w:p>
+    <w:p>
+      <w:pPr>
+        <w:spacing w:after="120" w:before="60"/>
+      </w:pPr>
+      <w:r>
+        <w:rPr>
+          <w:i/>
+          <w:iCs/>
+          <w:color w:val="595959"/>
+          <w:sz w:val="19"/>
+          <w:szCs w:val="19"/>
+        </w:rPr>
+        <w:t xml:space="preserve">Zone 2  ·  version 1.15, 16 October 2026</w:t>
+      </w:r>
+    </w:p>
+    <w:tbl>
+      <w:tblPr>
+        <w:tblW w:type="dxa" w:w="10080"/>
+        <w:tblBorders>
+          <w:top w:val="single" w:color="auto" w:sz="4"/>
+          <w:left w:val="single" w:color="auto" w:sz="4"/>
+          <w:bottom w:val="single" w:color="auto" w:sz="4"/>
+          <w:right w:val="single" w:color="auto" w:sz="4"/>
+          <w:insideH w:val="single" w:color="auto" w:sz="4"/>
+          <w:insideV w:val="single" w:color="auto" w:sz="4"/>
+        </w:tblBorders>
+      </w:tblPr>
+      <w:tblGrid>
+        <w:gridCol w:w="2749"/>
+        <w:gridCol w:w="1833"/>
+        <w:gridCol w:w="1833"/>
+        <w:gridCol w:w="1833"/>
+        <w:gridCol w:w="1833"/>
+      </w:tblGrid>
+      <w:tr>
+        <w:trPr>
+          <w:tblHeader/>
+        </w:trPr>
+        <w:tc>
+          <w:tcPr>
+            <w:tcW w:type="dxa" w:w="2749"/>
+            <w:shd w:fill="D9E2F3" w:val="clear"/>
+            <w:tcMar>
+              <w:top w:type="dxa" w:w="60"/>
+              <w:left w:type="dxa" w:w="90"/>
+              <w:bottom w:type="dxa" w:w="60"/>
+              <w:right w:type="dxa" w:w="90"/>
+            </w:tcMar>
+          </w:tcPr>
+          <w:p>
+            <w:r>
+              <w:rPr>
+                <w:b/>
+                <w:bCs/>
+                <w:sz w:val="20"/>
+                <w:szCs w:val="20"/>
+              </w:rPr>
+              <w:t xml:space="preserve">Clan Stewards</w:t>
+            </w:r>
+          </w:p>
+        </w:tc>
+        <w:tc>
+          <w:tcPr>
+            <w:tcW w:type="dxa" w:w="1833"/>
+            <w:shd w:fill="D9E2F3" w:val="clear"/>
+            <w:tcMar>
+              <w:top w:type="dxa" w:w="60"/>
+              <w:left w:type="dxa" w:w="90"/>
+              <w:bottom w:type="dxa" w:w="60"/>
+              <w:right w:type="dxa" w:w="90"/>
+            </w:tcMar>
+          </w:tcPr>
+          <w:p>
+            <w:r>
+              <w:rPr>
+                <w:b/>
+                <w:bCs/>
+                <w:sz w:val="20"/>
+                <w:szCs w:val="20"/>
+              </w:rPr>
+              <w:t xml:space="preserve">Walked (km)</w:t>
+            </w:r>
+          </w:p>
+        </w:tc>
+        <w:tc>
+          <w:tcPr>
+            <w:tcW w:type="dxa" w:w="1833"/>
+            <w:shd w:fill="D9E2F3" w:val="clear"/>
+            <w:tcMar>
+              <w:top w:type="dxa" w:w="60"/>
+              <w:left w:type="dxa" w:w="90"/>
+              <w:bottom w:type="dxa" w:w="60"/>
+              <w:right w:type="dxa" w:w="90"/>
+            </w:tcMar>
+          </w:tcPr>
+          <w:p>
+            <w:r>
+              <w:rPr>
+                <w:b/>
+                <w:bCs/>
+                <w:sz w:val="20"/>
+                <w:szCs w:val="20"/>
+              </w:rPr>
+              <w:t xml:space="preserve">Pieces</w:t>
+            </w:r>
+          </w:p>
+        </w:tc>
+        <w:tc>
+          <w:tcPr>
+            <w:tcW w:type="dxa" w:w="1833"/>
+            <w:shd w:fill="D9E2F3" w:val="clear"/>
+            <w:tcMar>
+              <w:top w:type="dxa" w:w="60"/>
+              <w:left w:type="dxa" w:w="90"/>
+              <w:bottom w:type="dxa" w:w="60"/>
+              <w:right w:type="dxa" w:w="90"/>
+            </w:tcMar>
+          </w:tcPr>
+          <w:p>
+            <w:r>
+              <w:rPr>
+                <w:b/>
+                <w:bCs/>
+                <w:sz w:val="20"/>
+                <w:szCs w:val="20"/>
+              </w:rPr>
+              <w:t xml:space="preserve">Parcels</w:t>
+            </w:r>
+          </w:p>
+        </w:tc>
+        <w:tc>
+          <w:tcPr>
+            <w:tcW w:type="dxa" w:w="1833"/>
+            <w:shd w:fill="D9E2F3" w:val="clear"/>
+            <w:tcMar>
+              <w:top w:type="dxa" w:w="60"/>
+              <w:left w:type="dxa" w:w="90"/>
+              <w:bottom w:type="dxa" w:w="60"/>
+              <w:right w:type="dxa" w:w="90"/>
+            </w:tcMar>
+          </w:tcPr>
+          <w:p>
+            <w:r>
+              <w:rPr>
+                <w:b/>
+                <w:bCs/>
+                <w:sz w:val="20"/>
+                <w:szCs w:val="20"/>
+              </w:rPr>
+              <w:t xml:space="preserve">Area (ha)</w:t>
+            </w:r>
+          </w:p>
+        </w:tc>
+      </w:tr>
+      <w:tr>
+        <w:tc>
+          <w:tcPr>
+            <w:tcW w:type="dxa" w:w="2749"/>
+            <w:tcMar>
+              <w:top w:type="dxa" w:w="60"/>
+              <w:left w:type="dxa" w:w="90"/>
+              <w:bottom w:type="dxa" w:w="60"/>
+              <w:right w:type="dxa" w:w="90"/>
+            </w:tcMar>
+          </w:tcPr>
+          <w:p>
+            <w:r>
+              <w:rPr>
+                <w:b w:val="false"/>
+                <w:bCs w:val="false"/>
+                <w:sz w:val="20"/>
+                <w:szCs w:val="20"/>
+              </w:rPr>
+              <w:t xml:space="preserve">1</w:t>
+            </w:r>
+          </w:p>
+        </w:tc>
+        <w:tc>
+          <w:tcPr>
+            <w:tcW w:type="dxa" w:w="1833"/>
+            <w:tcMar>
+              <w:top w:type="dxa" w:w="60"/>
+              <w:left w:type="dxa" w:w="90"/>
+              <w:bottom w:type="dxa" w:w="60"/>
+              <w:right w:type="dxa" w:w="90"/>
+            </w:tcMar>
+          </w:tcPr>
+          <w:p>
+            <w:r>
+              <w:rPr>
+                <w:b w:val="false"/>
+                <w:bCs w:val="false"/>
+                <w:sz w:val="20"/>
+                <w:szCs w:val="20"/>
+              </w:rPr>
+              <w:t xml:space="preserve">7.3</w:t>
+            </w:r>
+          </w:p>
+        </w:tc>
+        <w:tc>
+          <w:tcPr>
+            <w:tcW w:type="dxa" w:w="1833"/>
+            <w:tcMar>
+              <w:top w:type="dxa" w:w="60"/>
+              <w:left w:type="dxa" w:w="90"/>
+              <w:bottom w:type="dxa" w:w="60"/>
+              <w:right w:type="dxa" w:w="90"/>
+            </w:tcMar>
+          </w:tcPr>
+          <w:p>
+            <w:r>
+              <w:rPr>
+                <w:b w:val="false"/>
+                <w:bCs w:val="false"/>
+                <w:sz w:val="20"/>
+                <w:szCs w:val="20"/>
+              </w:rPr>
+              <w:t xml:space="preserve">2</w:t>
+            </w:r>
+          </w:p>
+        </w:tc>
+        <w:tc>
+          <w:tcPr>
+            <w:tcW w:type="dxa" w:w="1833"/>
+            <w:tcMar>
+              <w:top w:type="dxa" w:w="60"/>
+              <w:left w:type="dxa" w:w="90"/>
+              <w:bottom w:type="dxa" w:w="60"/>
+              <w:right w:type="dxa" w:w="90"/>
+            </w:tcMar>
+          </w:tcPr>
+          <w:p>
+            <w:r>
+              <w:rPr>
+                <w:b w:val="false"/>
+                <w:bCs w:val="false"/>
+                <w:sz w:val="20"/>
+                <w:szCs w:val="20"/>
+              </w:rPr>
+              <w:t xml:space="preserve">1</w:t>
+            </w:r>
+          </w:p>
+        </w:tc>
+        <w:tc>
+          <w:tcPr>
+            <w:tcW w:type="dxa" w:w="1833"/>
+            <w:tcMar>
+              <w:top w:type="dxa" w:w="60"/>
+              <w:left w:type="dxa" w:w="90"/>
+              <w:bottom w:type="dxa" w:w="60"/>
+              <w:right w:type="dxa" w:w="90"/>
+            </w:tcMar>
+          </w:tcPr>
+          <w:p>
+            <w:r>
+              <w:rPr>
+                <w:b w:val="false"/>
+                <w:bCs w:val="false"/>
+                <w:sz w:val="20"/>
+                <w:szCs w:val="20"/>
+              </w:rPr>
+              <w:t xml:space="preserve">199</w:t>
+            </w:r>
+          </w:p>
+        </w:tc>
+      </w:tr>
+    </w:tbl>
+    <w:p>
+      <w:r>
+        <w:rPr>
+          <w:b/>
+          <w:bCs/>
+          <w:sz w:val="21"/>
+          <w:szCs w:val="21"/>
+        </w:rPr>
+        <w:t xml:space="preserve">Clan Stewards</w:t>
+      </w:r>
+    </w:p>
+    <w:tbl>
+      <w:tblPr>
+        <w:tblW w:type="dxa" w:w="10080"/>
+        <w:tblBorders>
+          <w:top w:val="single" w:color="auto" w:sz="4"/>
+          <w:left w:val="single" w:color="auto" w:sz="4"/>
+          <w:bottom w:val="single" w:color="auto" w:sz="4"/>
+          <w:right w:val="single" w:color="auto" w:sz="4"/>
+          <w:insideH w:val="single" w:color="auto" w:sz="4"/>
+          <w:insideV w:val="single" w:color="auto" w:sz="4"/>
+        </w:tblBorders>
+      </w:tblPr>
+      <w:tblGrid>
+        <w:gridCol w:w="2520"/>
+        <w:gridCol w:w="1260"/>
+        <w:gridCol w:w="1260"/>
+        <w:gridCol w:w="1890"/>
+        <w:gridCol w:w="1890"/>
+        <w:gridCol w:w="1260"/>
+      </w:tblGrid>
+      <w:tr>
+        <w:trPr>
+          <w:tblHeader/>
+        </w:trPr>
+        <w:tc>
+          <w:tcPr>
+            <w:tcW w:type="dxa" w:w="2520"/>
+            <w:shd w:fill="D9E2F3" w:val="clear"/>
+            <w:tcMar>
+              <w:top w:type="dxa" w:w="60"/>
+              <w:left w:type="dxa" w:w="90"/>
+              <w:bottom w:type="dxa" w:w="60"/>
+              <w:right w:type="dxa" w:w="90"/>
+            </w:tcMar>
+          </w:tcPr>
+          <w:p>
+            <w:r>
+              <w:rPr>
+                <w:b/>
+                <w:bCs/>
+                <w:sz w:val="20"/>
+                <w:szCs w:val="20"/>
+              </w:rPr>
+              <w:t xml:space="preserve">Clan Steward</w:t>
+            </w:r>
+          </w:p>
+        </w:tc>
+        <w:tc>
+          <w:tcPr>
+            <w:tcW w:type="dxa" w:w="1260"/>
+            <w:shd w:fill="D9E2F3" w:val="clear"/>
+            <w:tcMar>
+              <w:top w:type="dxa" w:w="60"/>
+              <w:left w:type="dxa" w:w="90"/>
+              <w:bottom w:type="dxa" w:w="60"/>
+              <w:right w:type="dxa" w:w="90"/>
+            </w:tcMar>
+          </w:tcPr>
+          <w:p>
+            <w:r>
+              <w:rPr>
+                <w:b/>
+                <w:bCs/>
+                <w:sz w:val="20"/>
+                <w:szCs w:val="20"/>
+              </w:rPr>
+              <w:t xml:space="preserve">Tracks</w:t>
+            </w:r>
+          </w:p>
+        </w:tc>
+        <w:tc>
+          <w:tcPr>
+            <w:tcW w:type="dxa" w:w="1260"/>
+            <w:shd w:fill="D9E2F3" w:val="clear"/>
+            <w:tcMar>
+              <w:top w:type="dxa" w:w="60"/>
+              <w:left w:type="dxa" w:w="90"/>
+              <w:bottom w:type="dxa" w:w="60"/>
+              <w:right w:type="dxa" w:w="90"/>
+            </w:tcMar>
+          </w:tcPr>
+          <w:p>
+            <w:r>
+              <w:rPr>
+                <w:b/>
+                <w:bCs/>
+                <w:sz w:val="20"/>
+                <w:szCs w:val="20"/>
+              </w:rPr>
+              <w:t xml:space="preserve">Days</w:t>
+            </w:r>
+          </w:p>
+        </w:tc>
+        <w:tc>
+          <w:tcPr>
+            <w:tcW w:type="dxa" w:w="1890"/>
+            <w:shd w:fill="D9E2F3" w:val="clear"/>
+            <w:tcMar>
+              <w:top w:type="dxa" w:w="60"/>
+              <w:left w:type="dxa" w:w="90"/>
+              <w:bottom w:type="dxa" w:w="60"/>
+              <w:right w:type="dxa" w:w="90"/>
+            </w:tcMar>
+          </w:tcPr>
+          <w:p>
+            <w:r>
+              <w:rPr>
+                <w:b/>
+                <w:bCs/>
+                <w:sz w:val="20"/>
+                <w:szCs w:val="20"/>
+              </w:rPr>
+              <w:t xml:space="preserve">First</w:t>
+            </w:r>
+          </w:p>
+        </w:tc>
+        <w:tc>
+          <w:tcPr>
+            <w:tcW w:type="dxa" w:w="1890"/>
+            <w:shd w:fill="D9E2F3" w:val="clear"/>
+            <w:tcMar>
+              <w:top w:type="dxa" w:w="60"/>
+              <w:left w:type="dxa" w:w="90"/>
+              <w:bottom w:type="dxa" w:w="60"/>
+              <w:right w:type="dxa" w:w="90"/>
+            </w:tcMar>
+          </w:tcPr>
+          <w:p>
+            <w:r>
+              <w:rPr>
+                <w:b/>
+                <w:bCs/>
+                <w:sz w:val="20"/>
+                <w:szCs w:val="20"/>
+              </w:rPr>
+              <w:t xml:space="preserve">Last</w:t>
+            </w:r>
+          </w:p>
+        </w:tc>
+        <w:tc>
+          <w:tcPr>
+            <w:tcW w:type="dxa" w:w="1260"/>
+            <w:shd w:fill="D9E2F3" w:val="clear"/>
+            <w:tcMar>
+              <w:top w:type="dxa" w:w="60"/>
+              <w:left w:type="dxa" w:w="90"/>
+              <w:bottom w:type="dxa" w:w="60"/>
+              <w:right w:type="dxa" w:w="90"/>
+            </w:tcMar>
+          </w:tcPr>
+          <w:p>
+            <w:r>
+              <w:rPr>
+                <w:b/>
+                <w:bCs/>
+                <w:sz w:val="20"/>
+                <w:szCs w:val="20"/>
+              </w:rPr>
+              <w:t xml:space="preserve">Walked (km)</w:t>
+            </w:r>
+          </w:p>
+        </w:tc>
+      </w:tr>
+      <w:tr>
+        <w:tc>
+          <w:tcPr>
+            <w:tcW w:type="dxa" w:w="2520"/>
+            <w:tcMar>
+              <w:top w:type="dxa" w:w="60"/>
+              <w:left w:type="dxa" w:w="90"/>
+              <w:bottom w:type="dxa" w:w="60"/>
+              <w:right w:type="dxa" w:w="90"/>
+            </w:tcMar>
+          </w:tcPr>
+          <w:p>
+            <w:r>
+              <w:rPr>
+                <w:b w:val="false"/>
+                <w:bCs w:val="false"/>
+                <w:sz w:val="20"/>
+                <w:szCs w:val="20"/>
+              </w:rPr>
+              <w:t xml:space="preserve">Nehemiah Nindori</w:t>
+            </w:r>
+          </w:p>
+        </w:tc>
+        <w:tc>
+          <w:tcPr>
+            <w:tcW w:type="dxa" w:w="1260"/>
+            <w:tcMar>
+              <w:top w:type="dxa" w:w="60"/>
+              <w:left w:type="dxa" w:w="90"/>
+              <w:bottom w:type="dxa" w:w="60"/>
+              <w:right w:type="dxa" w:w="90"/>
+            </w:tcMar>
+          </w:tcPr>
+          <w:p>
+            <w:r>
+              <w:rPr>
+                <w:b w:val="false"/>
+                <w:bCs w:val="false"/>
+                <w:sz w:val="20"/>
+                <w:szCs w:val="20"/>
+              </w:rPr>
+              <w:t xml:space="preserve">32</w:t>
+            </w:r>
+          </w:p>
+        </w:tc>
+        <w:tc>
+          <w:tcPr>
+            <w:tcW w:type="dxa" w:w="1260"/>
+            <w:tcMar>
+              <w:top w:type="dxa" w:w="60"/>
+              <w:left w:type="dxa" w:w="90"/>
+              <w:bottom w:type="dxa" w:w="60"/>
+              <w:right w:type="dxa" w:w="90"/>
+            </w:tcMar>
+          </w:tcPr>
+          <w:p>
+            <w:r>
+              <w:rPr>
+                <w:b w:val="false"/>
+                <w:bCs w:val="false"/>
+                <w:sz w:val="20"/>
+                <w:szCs w:val="20"/>
+              </w:rPr>
+              <w:t xml:space="preserve">6</w:t>
+            </w:r>
+          </w:p>
+        </w:tc>
+        <w:tc>
+          <w:tcPr>
+            <w:tcW w:type="dxa" w:w="1890"/>
+            <w:tcMar>
+              <w:top w:type="dxa" w:w="60"/>
+              <w:left w:type="dxa" w:w="90"/>
+              <w:bottom w:type="dxa" w:w="60"/>
+              <w:right w:type="dxa" w:w="90"/>
+            </w:tcMar>
+          </w:tcPr>
+          <w:p>
+            <w:r>
+              <w:rPr>
+                <w:b w:val="false"/>
+                <w:bCs w:val="false"/>
+                <w:sz w:val="20"/>
+                <w:szCs w:val="20"/>
+              </w:rPr>
+              <w:t xml:space="preserve">2025-11-27</w:t>
+            </w:r>
+          </w:p>
+        </w:tc>
+        <w:tc>
+          <w:tcPr>
+            <w:tcW w:type="dxa" w:w="1890"/>
+            <w:tcMar>
+              <w:top w:type="dxa" w:w="60"/>
+              <w:left w:type="dxa" w:w="90"/>
+              <w:bottom w:type="dxa" w:w="60"/>
+              <w:right w:type="dxa" w:w="90"/>
+            </w:tcMar>
+          </w:tcPr>
+          <w:p>
+            <w:r>
+              <w:rPr>
+                <w:b w:val="false"/>
+                <w:bCs w:val="false"/>
+                <w:sz w:val="20"/>
+                <w:szCs w:val="20"/>
+              </w:rPr>
+              <w:t xml:space="preserve">2026-02-17</w:t>
+            </w:r>
+          </w:p>
+        </w:tc>
+        <w:tc>
+          <w:tcPr>
+            <w:tcW w:type="dxa" w:w="1260"/>
+            <w:tcMar>
+              <w:top w:type="dxa" w:w="60"/>
+              <w:left w:type="dxa" w:w="90"/>
+              <w:bottom w:type="dxa" w:w="60"/>
+              <w:right w:type="dxa" w:w="90"/>
+            </w:tcMar>
+          </w:tcPr>
+          <w:p>
+            <w:r>
+              <w:rPr>
+                <w:b w:val="false"/>
+                <w:bCs w:val="false"/>
+                <w:sz w:val="20"/>
+                <w:szCs w:val="20"/>
+              </w:rPr>
+              <w:t xml:space="preserve">7.3</w:t>
+            </w:r>
+          </w:p>
+        </w:tc>
+      </w:tr>
+    </w:tbl>
+    <w:p>
+      <w:r>
+        <w:rPr>
+          <w:b/>
+          <w:bCs/>
+          <w:sz w:val="21"/>
+          <w:szCs w:val="21"/>
+        </w:rPr>
+        <w:t xml:space="preserve">Sacred sites</w:t>
+      </w:r>
+    </w:p>
+    <w:p>
+      <w:r>
+        <w:rPr>
+          <w:sz w:val="21"/>
+          <w:szCs w:val="21"/>
+        </w:rPr>
+        <w:t xml:space="preserve">None recorded.</w:t>
+      </w:r>
+    </w:p>
+    <w:p>
+      <w:pPr>
+        <w:jc w:val="center"/>
+      </w:pPr>
+      <w:r>
+        <w:drawing>
+          <wp:inline distT="0" distB="0" distL="0" distR="0">
+            <wp:extent cx="4638675" cy="6286500"/>
+            <wp:effectExtent t="0" r="0" b="0" l="0"/>
+            <wp:docPr id="5" name="" descr="" title=""/>
+            <wp:cNvGraphicFramePr>
+              <a:graphicFrameLocks xmlns:a="http://schemas.openxmlformats.org/drawingml/2006/main" noChangeAspect="1"/>
+            </wp:cNvGraphicFramePr>
+            <a:graphic xmlns:a="http://schemas.openxmlformats.org/drawingml/2006/main">
+              <a:graphicData uri="http://schemas.openxmlformats.org/drawingml/2006/picture">
+                <pic:pic xmlns:pic="http://schemas.openxmlformats.org/drawingml/2006/picture">
+                  <pic:nvPicPr>
+                    <pic:cNvPr id="0" name="" descr=""/>
+                    <pic:cNvPicPr>
+                      <a:picLocks noChangeAspect="1" noChangeArrowheads="1"/>
+                    </pic:cNvPicPr>
+                  </pic:nvPicPr>
+                  <pic:blipFill>
+                    <a:blip r:embed="rId12" cstate="none"/>
+                    <a:srcRect/>
+                    <a:stretch>
+                      <a:fillRect/>
+                    </a:stretch>
+                  </pic:blipFill>
+                  <pic:spPr bwMode="auto">
+                    <a:xfrm>
+                      <a:off x="0" y="0"/>
+                      <a:ext cx="4638675" cy="6286500"/>
+                    </a:xfrm>
+                    <a:prstGeom prst="rect">
+                      <a:avLst/>
+                    </a:prstGeom>
+                  </pic:spPr>
+                </pic:pic>
+              </a:graphicData>
+            </a:graphic>
+          </wp:inline>
+        </w:drawing>
+      </w:r>
+    </w:p>
+    <w:p>
+      <w:r>
+        <w:rPr>
+          <w:sz w:val="21"/>
+          <w:szCs w:val="21"/>
+        </w:rPr>
+        <w:t xml:space="preserve">199 ha, measured from 7.3 km walked. Nothing in this boundary was inferred.</w:t>
+      </w:r>
+    </w:p>
+    <w:p>
+      <w:r>
+        <w:br w:type="page"/>
+      </w:r>
+    </w:p>
+    <w:p>
+      <w:pPr>
+        <w:pStyle w:val="Heading1"/>
+      </w:pPr>
+      <w:r>
+        <w:t xml:space="preserve">Asingi</w:t>
+      </w:r>
+    </w:p>
+    <w:p>
+      <w:pPr>
+        <w:spacing w:after="120" w:before="60"/>
+      </w:pPr>
+      <w:r>
+        <w:rPr>
+          <w:i/>
+          <w:iCs/>
+          <w:color w:val="595959"/>
+          <w:sz w:val="19"/>
+          <w:szCs w:val="19"/>
+        </w:rPr>
+        <w:t xml:space="preserve">Zone 2  ·  version 1.15, 16 October 2026</w:t>
+      </w:r>
+    </w:p>
+    <w:tbl>
+      <w:tblPr>
+        <w:tblW w:type="dxa" w:w="10080"/>
+        <w:tblBorders>
+          <w:top w:val="single" w:color="auto" w:sz="4"/>
+          <w:left w:val="single" w:color="auto" w:sz="4"/>
+          <w:bottom w:val="single" w:color="auto" w:sz="4"/>
+          <w:right w:val="single" w:color="auto" w:sz="4"/>
+          <w:insideH w:val="single" w:color="auto" w:sz="4"/>
+          <w:insideV w:val="single" w:color="auto" w:sz="4"/>
+        </w:tblBorders>
+      </w:tblPr>
+      <w:tblGrid>
+        <w:gridCol w:w="2749"/>
+        <w:gridCol w:w="1833"/>
+        <w:gridCol w:w="1833"/>
+        <w:gridCol w:w="1833"/>
+        <w:gridCol w:w="1833"/>
+      </w:tblGrid>
+      <w:tr>
+        <w:trPr>
+          <w:tblHeader/>
+        </w:trPr>
+        <w:tc>
+          <w:tcPr>
+            <w:tcW w:type="dxa" w:w="2749"/>
+            <w:shd w:fill="D9E2F3" w:val="clear"/>
+            <w:tcMar>
+              <w:top w:type="dxa" w:w="60"/>
+              <w:left w:type="dxa" w:w="90"/>
+              <w:bottom w:type="dxa" w:w="60"/>
+              <w:right w:type="dxa" w:w="90"/>
+            </w:tcMar>
+          </w:tcPr>
+          <w:p>
+            <w:r>
+              <w:rPr>
+                <w:b/>
+                <w:bCs/>
+                <w:sz w:val="20"/>
+                <w:szCs w:val="20"/>
+              </w:rPr>
+              <w:t xml:space="preserve">Clan Stewards</w:t>
+            </w:r>
+          </w:p>
+        </w:tc>
+        <w:tc>
+          <w:tcPr>
+            <w:tcW w:type="dxa" w:w="1833"/>
+            <w:shd w:fill="D9E2F3" w:val="clear"/>
+            <w:tcMar>
+              <w:top w:type="dxa" w:w="60"/>
+              <w:left w:type="dxa" w:w="90"/>
+              <w:bottom w:type="dxa" w:w="60"/>
+              <w:right w:type="dxa" w:w="90"/>
+            </w:tcMar>
+          </w:tcPr>
+          <w:p>
+            <w:r>
+              <w:rPr>
+                <w:b/>
+                <w:bCs/>
+                <w:sz w:val="20"/>
+                <w:szCs w:val="20"/>
+              </w:rPr>
+              <w:t xml:space="preserve">Walked (km)</w:t>
+            </w:r>
+          </w:p>
+        </w:tc>
+        <w:tc>
+          <w:tcPr>
+            <w:tcW w:type="dxa" w:w="1833"/>
+            <w:shd w:fill="D9E2F3" w:val="clear"/>
+            <w:tcMar>
+              <w:top w:type="dxa" w:w="60"/>
+              <w:left w:type="dxa" w:w="90"/>
+              <w:bottom w:type="dxa" w:w="60"/>
+              <w:right w:type="dxa" w:w="90"/>
+            </w:tcMar>
+          </w:tcPr>
+          <w:p>
+            <w:r>
+              <w:rPr>
+                <w:b/>
+                <w:bCs/>
+                <w:sz w:val="20"/>
+                <w:szCs w:val="20"/>
+              </w:rPr>
+              <w:t xml:space="preserve">Pieces</w:t>
+            </w:r>
+          </w:p>
+        </w:tc>
+        <w:tc>
+          <w:tcPr>
+            <w:tcW w:type="dxa" w:w="1833"/>
+            <w:shd w:fill="D9E2F3" w:val="clear"/>
+            <w:tcMar>
+              <w:top w:type="dxa" w:w="60"/>
+              <w:left w:type="dxa" w:w="90"/>
+              <w:bottom w:type="dxa" w:w="60"/>
+              <w:right w:type="dxa" w:w="90"/>
+            </w:tcMar>
+          </w:tcPr>
+          <w:p>
+            <w:r>
+              <w:rPr>
+                <w:b/>
+                <w:bCs/>
+                <w:sz w:val="20"/>
+                <w:szCs w:val="20"/>
+              </w:rPr>
+              <w:t xml:space="preserve">Parcels</w:t>
+            </w:r>
+          </w:p>
+        </w:tc>
+        <w:tc>
+          <w:tcPr>
+            <w:tcW w:type="dxa" w:w="1833"/>
+            <w:shd w:fill="D9E2F3" w:val="clear"/>
+            <w:tcMar>
+              <w:top w:type="dxa" w:w="60"/>
+              <w:left w:type="dxa" w:w="90"/>
+              <w:bottom w:type="dxa" w:w="60"/>
+              <w:right w:type="dxa" w:w="90"/>
+            </w:tcMar>
+          </w:tcPr>
+          <w:p>
+            <w:r>
+              <w:rPr>
+                <w:b/>
+                <w:bCs/>
+                <w:sz w:val="20"/>
+                <w:szCs w:val="20"/>
+              </w:rPr>
+              <w:t xml:space="preserve">Area (ha)</w:t>
+            </w:r>
+          </w:p>
+        </w:tc>
+      </w:tr>
+      <w:tr>
+        <w:tc>
+          <w:tcPr>
+            <w:tcW w:type="dxa" w:w="2749"/>
+            <w:tcMar>
+              <w:top w:type="dxa" w:w="60"/>
+              <w:left w:type="dxa" w:w="90"/>
+              <w:bottom w:type="dxa" w:w="60"/>
+              <w:right w:type="dxa" w:w="90"/>
+            </w:tcMar>
+          </w:tcPr>
+          <w:p>
+            <w:r>
+              <w:rPr>
+                <w:b w:val="false"/>
+                <w:bCs w:val="false"/>
+                <w:sz w:val="20"/>
+                <w:szCs w:val="20"/>
+              </w:rPr>
+              <w:t xml:space="preserve">1</w:t>
+            </w:r>
+          </w:p>
+        </w:tc>
+        <w:tc>
+          <w:tcPr>
+            <w:tcW w:type="dxa" w:w="1833"/>
+            <w:tcMar>
+              <w:top w:type="dxa" w:w="60"/>
+              <w:left w:type="dxa" w:w="90"/>
+              <w:bottom w:type="dxa" w:w="60"/>
+              <w:right w:type="dxa" w:w="90"/>
+            </w:tcMar>
+          </w:tcPr>
+          <w:p>
+            <w:r>
+              <w:rPr>
+                <w:b w:val="false"/>
+                <w:bCs w:val="false"/>
+                <w:sz w:val="20"/>
+                <w:szCs w:val="20"/>
+              </w:rPr>
+              <w:t xml:space="preserve">6.4</w:t>
+            </w:r>
+          </w:p>
+        </w:tc>
+        <w:tc>
+          <w:tcPr>
+            <w:tcW w:type="dxa" w:w="1833"/>
+            <w:tcMar>
+              <w:top w:type="dxa" w:w="60"/>
+              <w:left w:type="dxa" w:w="90"/>
+              <w:bottom w:type="dxa" w:w="60"/>
+              <w:right w:type="dxa" w:w="90"/>
+            </w:tcMar>
+          </w:tcPr>
+          <w:p>
+            <w:r>
+              <w:rPr>
+                <w:b w:val="false"/>
+                <w:bCs w:val="false"/>
+                <w:sz w:val="20"/>
+                <w:szCs w:val="20"/>
+              </w:rPr>
+              <w:t xml:space="preserve">2</w:t>
+            </w:r>
+          </w:p>
+        </w:tc>
+        <w:tc>
+          <w:tcPr>
+            <w:tcW w:type="dxa" w:w="1833"/>
+            <w:tcMar>
+              <w:top w:type="dxa" w:w="60"/>
+              <w:left w:type="dxa" w:w="90"/>
+              <w:bottom w:type="dxa" w:w="60"/>
+              <w:right w:type="dxa" w:w="90"/>
+            </w:tcMar>
+          </w:tcPr>
+          <w:p>
+            <w:r>
+              <w:rPr>
+                <w:b w:val="false"/>
+                <w:bCs w:val="false"/>
+                <w:sz w:val="20"/>
+                <w:szCs w:val="20"/>
+              </w:rPr>
+              <w:t xml:space="preserve">1</w:t>
+            </w:r>
+          </w:p>
+        </w:tc>
+        <w:tc>
+          <w:tcPr>
+            <w:tcW w:type="dxa" w:w="1833"/>
+            <w:tcMar>
+              <w:top w:type="dxa" w:w="60"/>
+              <w:left w:type="dxa" w:w="90"/>
+              <w:bottom w:type="dxa" w:w="60"/>
+              <w:right w:type="dxa" w:w="90"/>
+            </w:tcMar>
+          </w:tcPr>
+          <w:p>
+            <w:r>
+              <w:rPr>
+                <w:b w:val="false"/>
+                <w:bCs w:val="false"/>
+                <w:sz w:val="20"/>
+                <w:szCs w:val="20"/>
+              </w:rPr>
+              <w:t xml:space="preserve">166</w:t>
+            </w:r>
+          </w:p>
+        </w:tc>
+      </w:tr>
+    </w:tbl>
+    <w:p>
+      <w:r>
+        <w:rPr>
+          <w:b/>
+          <w:bCs/>
+          <w:sz w:val="21"/>
+          <w:szCs w:val="21"/>
+        </w:rPr>
+        <w:t xml:space="preserve">Clan Stewards</w:t>
+      </w:r>
+    </w:p>
+    <w:tbl>
+      <w:tblPr>
+        <w:tblW w:type="dxa" w:w="10080"/>
+        <w:tblBorders>
+          <w:top w:val="single" w:color="auto" w:sz="4"/>
+          <w:left w:val="single" w:color="auto" w:sz="4"/>
+          <w:bottom w:val="single" w:color="auto" w:sz="4"/>
+          <w:right w:val="single" w:color="auto" w:sz="4"/>
+          <w:insideH w:val="single" w:color="auto" w:sz="4"/>
+          <w:insideV w:val="single" w:color="auto" w:sz="4"/>
+        </w:tblBorders>
+      </w:tblPr>
+      <w:tblGrid>
+        <w:gridCol w:w="2520"/>
+        <w:gridCol w:w="1260"/>
+        <w:gridCol w:w="1260"/>
+        <w:gridCol w:w="1890"/>
+        <w:gridCol w:w="1890"/>
+        <w:gridCol w:w="1260"/>
+      </w:tblGrid>
+      <w:tr>
+        <w:trPr>
+          <w:tblHeader/>
+        </w:trPr>
+        <w:tc>
+          <w:tcPr>
+            <w:tcW w:type="dxa" w:w="2520"/>
+            <w:shd w:fill="D9E2F3" w:val="clear"/>
+            <w:tcMar>
+              <w:top w:type="dxa" w:w="60"/>
+              <w:left w:type="dxa" w:w="90"/>
+              <w:bottom w:type="dxa" w:w="60"/>
+              <w:right w:type="dxa" w:w="90"/>
+            </w:tcMar>
+          </w:tcPr>
+          <w:p>
+            <w:r>
+              <w:rPr>
+                <w:b/>
+                <w:bCs/>
+                <w:sz w:val="20"/>
+                <w:szCs w:val="20"/>
+              </w:rPr>
+              <w:t xml:space="preserve">Clan Steward</w:t>
+            </w:r>
+          </w:p>
+        </w:tc>
+        <w:tc>
+          <w:tcPr>
+            <w:tcW w:type="dxa" w:w="1260"/>
+            <w:shd w:fill="D9E2F3" w:val="clear"/>
+            <w:tcMar>
+              <w:top w:type="dxa" w:w="60"/>
+              <w:left w:type="dxa" w:w="90"/>
+              <w:bottom w:type="dxa" w:w="60"/>
+              <w:right w:type="dxa" w:w="90"/>
+            </w:tcMar>
+          </w:tcPr>
+          <w:p>
+            <w:r>
+              <w:rPr>
+                <w:b/>
+                <w:bCs/>
+                <w:sz w:val="20"/>
+                <w:szCs w:val="20"/>
+              </w:rPr>
+              <w:t xml:space="preserve">Tracks</w:t>
+            </w:r>
+          </w:p>
+        </w:tc>
+        <w:tc>
+          <w:tcPr>
+            <w:tcW w:type="dxa" w:w="1260"/>
+            <w:shd w:fill="D9E2F3" w:val="clear"/>
+            <w:tcMar>
+              <w:top w:type="dxa" w:w="60"/>
+              <w:left w:type="dxa" w:w="90"/>
+              <w:bottom w:type="dxa" w:w="60"/>
+              <w:right w:type="dxa" w:w="90"/>
+            </w:tcMar>
+          </w:tcPr>
+          <w:p>
+            <w:r>
+              <w:rPr>
+                <w:b/>
+                <w:bCs/>
+                <w:sz w:val="20"/>
+                <w:szCs w:val="20"/>
+              </w:rPr>
+              <w:t xml:space="preserve">Days</w:t>
+            </w:r>
+          </w:p>
+        </w:tc>
+        <w:tc>
+          <w:tcPr>
+            <w:tcW w:type="dxa" w:w="1890"/>
+            <w:shd w:fill="D9E2F3" w:val="clear"/>
+            <w:tcMar>
+              <w:top w:type="dxa" w:w="60"/>
+              <w:left w:type="dxa" w:w="90"/>
+              <w:bottom w:type="dxa" w:w="60"/>
+              <w:right w:type="dxa" w:w="90"/>
+            </w:tcMar>
+          </w:tcPr>
+          <w:p>
+            <w:r>
+              <w:rPr>
+                <w:b/>
+                <w:bCs/>
+                <w:sz w:val="20"/>
+                <w:szCs w:val="20"/>
+              </w:rPr>
+              <w:t xml:space="preserve">First</w:t>
+            </w:r>
+          </w:p>
+        </w:tc>
+        <w:tc>
+          <w:tcPr>
+            <w:tcW w:type="dxa" w:w="1890"/>
+            <w:shd w:fill="D9E2F3" w:val="clear"/>
+            <w:tcMar>
+              <w:top w:type="dxa" w:w="60"/>
+              <w:left w:type="dxa" w:w="90"/>
+              <w:bottom w:type="dxa" w:w="60"/>
+              <w:right w:type="dxa" w:w="90"/>
+            </w:tcMar>
+          </w:tcPr>
+          <w:p>
+            <w:r>
+              <w:rPr>
+                <w:b/>
+                <w:bCs/>
+                <w:sz w:val="20"/>
+                <w:szCs w:val="20"/>
+              </w:rPr>
+              <w:t xml:space="preserve">Last</w:t>
+            </w:r>
+          </w:p>
+        </w:tc>
+        <w:tc>
+          <w:tcPr>
+            <w:tcW w:type="dxa" w:w="1260"/>
+            <w:shd w:fill="D9E2F3" w:val="clear"/>
+            <w:tcMar>
+              <w:top w:type="dxa" w:w="60"/>
+              <w:left w:type="dxa" w:w="90"/>
+              <w:bottom w:type="dxa" w:w="60"/>
+              <w:right w:type="dxa" w:w="90"/>
+            </w:tcMar>
+          </w:tcPr>
+          <w:p>
+            <w:r>
+              <w:rPr>
+                <w:b/>
+                <w:bCs/>
+                <w:sz w:val="20"/>
+                <w:szCs w:val="20"/>
+              </w:rPr>
+              <w:t xml:space="preserve">Walked (km)</w:t>
+            </w:r>
+          </w:p>
+        </w:tc>
+      </w:tr>
+      <w:tr>
+        <w:tc>
+          <w:tcPr>
+            <w:tcW w:type="dxa" w:w="2520"/>
+            <w:tcMar>
+              <w:top w:type="dxa" w:w="60"/>
+              <w:left w:type="dxa" w:w="90"/>
+              <w:bottom w:type="dxa" w:w="60"/>
+              <w:right w:type="dxa" w:w="90"/>
+            </w:tcMar>
+          </w:tcPr>
+          <w:p>
+            <w:r>
+              <w:rPr>
+                <w:b w:val="false"/>
+                <w:bCs w:val="false"/>
+                <w:sz w:val="20"/>
+                <w:szCs w:val="20"/>
+              </w:rPr>
+              <w:t xml:space="preserve">Jethro Akse</w:t>
+            </w:r>
+          </w:p>
+        </w:tc>
+        <w:tc>
+          <w:tcPr>
+            <w:tcW w:type="dxa" w:w="1260"/>
+            <w:tcMar>
+              <w:top w:type="dxa" w:w="60"/>
+              <w:left w:type="dxa" w:w="90"/>
+              <w:bottom w:type="dxa" w:w="60"/>
+              <w:right w:type="dxa" w:w="90"/>
+            </w:tcMar>
+          </w:tcPr>
+          <w:p>
+            <w:r>
+              <w:rPr>
+                <w:b w:val="false"/>
+                <w:bCs w:val="false"/>
+                <w:sz w:val="20"/>
+                <w:szCs w:val="20"/>
+              </w:rPr>
+              <w:t xml:space="preserve">5</w:t>
+            </w:r>
+          </w:p>
+        </w:tc>
+        <w:tc>
+          <w:tcPr>
+            <w:tcW w:type="dxa" w:w="1260"/>
+            <w:tcMar>
+              <w:top w:type="dxa" w:w="60"/>
+              <w:left w:type="dxa" w:w="90"/>
+              <w:bottom w:type="dxa" w:w="60"/>
+              <w:right w:type="dxa" w:w="90"/>
+            </w:tcMar>
+          </w:tcPr>
+          <w:p>
+            <w:r>
+              <w:rPr>
+                <w:b w:val="false"/>
+                <w:bCs w:val="false"/>
+                <w:sz w:val="20"/>
+                <w:szCs w:val="20"/>
+              </w:rPr>
+              <w:t xml:space="preserve">5</w:t>
+            </w:r>
+          </w:p>
+        </w:tc>
+        <w:tc>
+          <w:tcPr>
+            <w:tcW w:type="dxa" w:w="1890"/>
+            <w:tcMar>
+              <w:top w:type="dxa" w:w="60"/>
+              <w:left w:type="dxa" w:w="90"/>
+              <w:bottom w:type="dxa" w:w="60"/>
+              <w:right w:type="dxa" w:w="90"/>
+            </w:tcMar>
+          </w:tcPr>
+          <w:p>
+            <w:r>
+              <w:rPr>
+                <w:b w:val="false"/>
+                <w:bCs w:val="false"/>
+                <w:sz w:val="20"/>
+                <w:szCs w:val="20"/>
+              </w:rPr>
+              <w:t xml:space="preserve">2025-02-18</w:t>
+            </w:r>
+          </w:p>
+        </w:tc>
+        <w:tc>
+          <w:tcPr>
+            <w:tcW w:type="dxa" w:w="1890"/>
+            <w:tcMar>
+              <w:top w:type="dxa" w:w="60"/>
+              <w:left w:type="dxa" w:w="90"/>
+              <w:bottom w:type="dxa" w:w="60"/>
+              <w:right w:type="dxa" w:w="90"/>
+            </w:tcMar>
+          </w:tcPr>
+          <w:p>
+            <w:r>
+              <w:rPr>
+                <w:b w:val="false"/>
+                <w:bCs w:val="false"/>
+                <w:sz w:val="20"/>
+                <w:szCs w:val="20"/>
+              </w:rPr>
+              <w:t xml:space="preserve">2026-02-05</w:t>
+            </w:r>
+          </w:p>
+        </w:tc>
+        <w:tc>
+          <w:tcPr>
+            <w:tcW w:type="dxa" w:w="1260"/>
+            <w:tcMar>
+              <w:top w:type="dxa" w:w="60"/>
+              <w:left w:type="dxa" w:w="90"/>
+              <w:bottom w:type="dxa" w:w="60"/>
+              <w:right w:type="dxa" w:w="90"/>
+            </w:tcMar>
+          </w:tcPr>
+          <w:p>
+            <w:r>
+              <w:rPr>
+                <w:b w:val="false"/>
+                <w:bCs w:val="false"/>
+                <w:sz w:val="20"/>
+                <w:szCs w:val="20"/>
+              </w:rPr>
+              <w:t xml:space="preserve">6.4</w:t>
+            </w:r>
+          </w:p>
+        </w:tc>
+      </w:tr>
+    </w:tbl>
+    <w:p>
+      <w:r>
+        <w:rPr>
+          <w:b/>
+          <w:bCs/>
+          <w:sz w:val="21"/>
+          <w:szCs w:val="21"/>
+        </w:rPr>
+        <w:t xml:space="preserve">Sacred sites</w:t>
+      </w:r>
+    </w:p>
+    <w:p>
+      <w:r>
+        <w:rPr>
+          <w:sz w:val="21"/>
+          <w:szCs w:val="21"/>
+        </w:rPr>
+        <w:t xml:space="preserve">None recorded.</w:t>
+      </w:r>
+    </w:p>
+    <w:p>
+      <w:pPr>
+        <w:jc w:val="center"/>
+      </w:pPr>
+      <w:r>
+        <w:drawing>
+          <wp:inline distT="0" distB="0" distL="0" distR="0">
+            <wp:extent cx="3905250" cy="6286500"/>
+            <wp:effectExtent t="0" r="0" b="0" l="0"/>
+            <wp:docPr id="6" name="" descr="" title=""/>
+            <wp:cNvGraphicFramePr>
+              <a:graphicFrameLocks xmlns:a="http://schemas.openxmlformats.org/drawingml/2006/main" noChangeAspect="1"/>
+            </wp:cNvGraphicFramePr>
+            <a:graphic xmlns:a="http://schemas.openxmlformats.org/drawingml/2006/main">
+              <a:graphicData uri="http://schemas.openxmlformats.org/drawingml/2006/picture">
+                <pic:pic xmlns:pic="http://schemas.openxmlformats.org/drawingml/2006/picture">
+                  <pic:nvPicPr>
+                    <pic:cNvPr id="0" name="" descr=""/>
+                    <pic:cNvPicPr>
+                      <a:picLocks noChangeAspect="1" noChangeArrowheads="1"/>
+                    </pic:cNvPicPr>
+                  </pic:nvPicPr>
+                  <pic:blipFill>
+                    <a:blip r:embed="rId13" cstate="none"/>
+                    <a:srcRect/>
+                    <a:stretch>
+                      <a:fillRect/>
+                    </a:stretch>
+                  </pic:blipFill>
+                  <pic:spPr bwMode="auto">
+                    <a:xfrm>
+                      <a:off x="0" y="0"/>
+                      <a:ext cx="3905250" cy="6286500"/>
+                    </a:xfrm>
+                    <a:prstGeom prst="rect">
+                      <a:avLst/>
+                    </a:prstGeom>
+                  </pic:spPr>
+                </pic:pic>
+              </a:graphicData>
+            </a:graphic>
+          </wp:inline>
+        </w:drawing>
+      </w:r>
+    </w:p>
+    <w:p>
+      <w:r>
+        <w:rPr>
+          <w:sz w:val="21"/>
+          <w:szCs w:val="21"/>
+        </w:rPr>
+        <w:t xml:space="preserve">166 ha, measured from 6.4 km walked. Nothing in this boundary was inferred.</w:t>
       </w:r>
     </w:p>
     <w:sectPr>
